--- a/Coding 1 - year/Unit 3 - Conditionals/Daily Lesson Plans/Word/Day 70.docx
+++ b/Coding 1 - year/Unit 3 - Conditionals/Daily Lesson Plans/Word/Day 70.docx
@@ -50,12 +50,15 @@
               </w:rPr>
               <w:t xml:space="preserve">Coding I — Full Year</w:t>
             </w:r>
-          </w:p>
-          <w:p>
-            <w:pPr>
-              <w:spacing w:before="40"/>
-              <w:jc w:val="center"/>
-            </w:pPr>
+            <w:r>
+              <w:rPr>
+                <w:rFonts w:ascii="Arial" w:cs="Arial" w:eastAsia="Arial" w:hAnsi="Arial"/>
+                <w:sz w:val="16"/>
+                <w:szCs w:val="16"/>
+              </w:rPr>
+              <w:br/>
+              <w:t xml:space="preserve"/>
+            </w:r>
             <w:r>
               <w:rPr>
                 <w:rFonts w:ascii="Arial" w:cs="Arial" w:eastAsia="Arial" w:hAnsi="Arial"/>
@@ -83,7 +86,7 @@
           <w:rFonts w:ascii="Arial" w:cs="Arial" w:eastAsia="Arial" w:hAnsi="Arial"/>
           <w:b/>
           <w:bCs/>
-          <w:color w:val="1F3864"/>
+          <w:color w:val="2B5797"/>
           <w:sz w:val="32"/>
           <w:szCs w:val="32"/>
         </w:rPr>
@@ -261,9 +264,9 @@
               <w:right w:val="single" w:color="CCCCCC" w:sz="1"/>
             </w:tcBorders>
             <w:tcMar>
-              <w:top w:type="dxa" w:w="60"/>
+              <w:top w:type="dxa" w:w="80"/>
               <w:left w:type="dxa" w:w="120"/>
-              <w:bottom w:type="dxa" w:w="60"/>
+              <w:bottom w:type="dxa" w:w="80"/>
               <w:right w:type="dxa" w:w="120"/>
             </w:tcMar>
           </w:tcPr>
@@ -290,20 +293,147 @@
               <w:right w:val="single" w:color="CCCCCC" w:sz="1"/>
             </w:tcBorders>
             <w:tcMar>
-              <w:top w:type="dxa" w:w="60"/>
+              <w:top w:type="dxa" w:w="80"/>
               <w:left w:type="dxa" w:w="120"/>
-              <w:bottom w:type="dxa" w:w="60"/>
+              <w:bottom w:type="dxa" w:w="80"/>
               <w:right w:type="dxa" w:w="120"/>
             </w:tcMar>
           </w:tcPr>
           <w:p>
-            <w:r>
-              <w:rPr>
-                <w:rFonts w:ascii="Arial" w:cs="Arial" w:eastAsia="Arial" w:hAnsi="Arial"/>
-                <w:sz w:val="20"/>
-                <w:szCs w:val="20"/>
+            <w:pPr>
+              <w:spacing w:after="80" w:before="80"/>
+            </w:pPr>
+            <w:r>
+              <w:rPr>
+                <w:rFonts w:ascii="Arial" w:cs="Arial" w:eastAsia="Arial" w:hAnsi="Arial"/>
+                <w:b/>
+                <w:bCs/>
+                <w:i w:val="false"/>
+                <w:iCs w:val="false"/>
+                <w:color w:val="000000"/>
+                <w:sz w:val="22"/>
+                <w:szCs w:val="22"/>
               </w:rPr>
               <w:t xml:space="preserve">Bell Ringer / Review</w:t>
+            </w:r>
+            <w:r>
+              <w:rPr>
+                <w:rFonts w:ascii="Arial" w:cs="Arial" w:eastAsia="Arial" w:hAnsi="Arial"/>
+                <w:sz w:val="20"/>
+                <w:szCs w:val="20"/>
+              </w:rPr>
+              <w:br/>
+              <w:t xml:space="preserve"/>
+            </w:r>
+            <w:r>
+              <w:rPr>
+                <w:rFonts w:ascii="Arial" w:cs="Arial" w:eastAsia="Arial" w:hAnsi="Arial"/>
+                <w:sz w:val="20"/>
+                <w:szCs w:val="20"/>
+              </w:rPr>
+              <w:br/>
+              <w:t xml:space="preserve"/>
+            </w:r>
+            <w:r>
+              <w:rPr>
+                <w:rFonts w:ascii="Arial" w:cs="Arial" w:eastAsia="Arial" w:hAnsi="Arial"/>
+                <w:b/>
+                <w:bCs/>
+                <w:i w:val="false"/>
+                <w:iCs w:val="false"/>
+                <w:color w:val="000000"/>
+                <w:sz w:val="20"/>
+                <w:szCs w:val="20"/>
+              </w:rPr>
+              <w:t xml:space="preserve">Quick Write </w:t>
+            </w:r>
+            <w:r>
+              <w:rPr>
+                <w:rFonts w:ascii="Arial" w:cs="Arial" w:eastAsia="Arial" w:hAnsi="Arial"/>
+                <w:b w:val="false"/>
+                <w:bCs w:val="false"/>
+                <w:i w:val="false"/>
+                <w:iCs w:val="false"/>
+                <w:color w:val="000000"/>
+                <w:sz w:val="20"/>
+                <w:szCs w:val="20"/>
+              </w:rPr>
+              <w:t xml:space="preserve">(3 min — written or verbal):</w:t>
+            </w:r>
+            <w:r>
+              <w:rPr>
+                <w:rFonts w:ascii="Arial" w:cs="Arial" w:eastAsia="Arial" w:hAnsi="Arial"/>
+                <w:sz w:val="20"/>
+                <w:szCs w:val="20"/>
+              </w:rPr>
+              <w:br/>
+              <w:t xml:space="preserve"/>
+            </w:r>
+            <w:r>
+              <w:rPr>
+                <w:rFonts w:ascii="Arial" w:cs="Arial" w:eastAsia="Arial" w:hAnsi="Arial"/>
+                <w:b w:val="false"/>
+                <w:bCs w:val="false"/>
+                <w:i w:val="false"/>
+                <w:iCs w:val="false"/>
+                <w:color w:val="000000"/>
+                <w:sz w:val="20"/>
+                <w:szCs w:val="20"/>
+              </w:rPr>
+              <w:t xml:space="preserve">    In your own words: Review assessment results, understand mistakes, and reflect on my learning?</w:t>
+            </w:r>
+            <w:r>
+              <w:rPr>
+                <w:rFonts w:ascii="Arial" w:cs="Arial" w:eastAsia="Arial" w:hAnsi="Arial"/>
+                <w:sz w:val="20"/>
+                <w:szCs w:val="20"/>
+              </w:rPr>
+              <w:br/>
+              <w:t xml:space="preserve"/>
+            </w:r>
+            <w:r>
+              <w:rPr>
+                <w:rFonts w:ascii="Arial" w:cs="Arial" w:eastAsia="Arial" w:hAnsi="Arial"/>
+                <w:sz w:val="20"/>
+                <w:szCs w:val="20"/>
+              </w:rPr>
+              <w:br/>
+              <w:t xml:space="preserve"/>
+            </w:r>
+            <w:r>
+              <w:rPr>
+                <w:rFonts w:ascii="Arial" w:cs="Arial" w:eastAsia="Arial" w:hAnsi="Arial"/>
+                <w:b w:val="false"/>
+                <w:bCs w:val="false"/>
+                <w:i/>
+                <w:iCs/>
+                <w:color w:val="444444"/>
+                <w:sz w:val="20"/>
+                <w:szCs w:val="20"/>
+              </w:rPr>
+              <w:t xml:space="preserve">Today's Goal: By the end of class you will be able to review assessment results, understand mistakes, and reflect on my learning.</w:t>
+            </w:r>
+            <w:r>
+              <w:rPr>
+                <w:rFonts w:ascii="Arial" w:cs="Arial" w:eastAsia="Arial" w:hAnsi="Arial"/>
+                <w:sz w:val="20"/>
+                <w:szCs w:val="20"/>
+              </w:rPr>
+              <w:br/>
+              <w:t xml:space="preserve"/>
+            </w:r>
+            <w:r>
+              <w:rPr>
+                <w:rFonts w:ascii="Arial" w:cs="Arial" w:eastAsia="Arial" w:hAnsi="Arial"/>
+                <w:b w:val="false"/>
+                <w:bCs w:val="false"/>
+                <w:i/>
+                <w:iCs/>
+                <w:color w:val="555555"/>
+                <w:sz w:val="20"/>
+                <w:szCs w:val="20"/>
+              </w:rPr>
+              <w:t xml:space="preserve">→ Pair-share your response, then 2–3 students share with the class.</w:t>
             </w:r>
           </w:p>
         </w:tc>
@@ -319,9 +449,9 @@
               <w:right w:val="single" w:color="CCCCCC" w:sz="1"/>
             </w:tcBorders>
             <w:tcMar>
-              <w:top w:type="dxa" w:w="60"/>
+              <w:top w:type="dxa" w:w="80"/>
               <w:left w:type="dxa" w:w="120"/>
-              <w:bottom w:type="dxa" w:w="60"/>
+              <w:bottom w:type="dxa" w:w="80"/>
               <w:right w:type="dxa" w:w="120"/>
             </w:tcMar>
           </w:tcPr>
@@ -348,20 +478,164 @@
               <w:right w:val="single" w:color="CCCCCC" w:sz="1"/>
             </w:tcBorders>
             <w:tcMar>
-              <w:top w:type="dxa" w:w="60"/>
+              <w:top w:type="dxa" w:w="80"/>
               <w:left w:type="dxa" w:w="120"/>
-              <w:bottom w:type="dxa" w:w="60"/>
+              <w:bottom w:type="dxa" w:w="80"/>
               <w:right w:type="dxa" w:w="120"/>
             </w:tcMar>
           </w:tcPr>
           <w:p>
-            <w:r>
-              <w:rPr>
-                <w:rFonts w:ascii="Arial" w:cs="Arial" w:eastAsia="Arial" w:hAnsi="Arial"/>
-                <w:sz w:val="20"/>
-                <w:szCs w:val="20"/>
-              </w:rPr>
-              <w:t xml:space="preserve">Mini Lesson: Assessment Review &amp; Reflection</w:t>
+            <w:pPr>
+              <w:spacing w:after="80" w:before="80"/>
+            </w:pPr>
+            <w:r>
+              <w:rPr>
+                <w:rFonts w:ascii="Arial" w:cs="Arial" w:eastAsia="Arial" w:hAnsi="Arial"/>
+                <w:b/>
+                <w:bCs/>
+                <w:i w:val="false"/>
+                <w:iCs w:val="false"/>
+                <w:color w:val="000000"/>
+                <w:sz w:val="22"/>
+                <w:szCs w:val="22"/>
+              </w:rPr>
+              <w:t xml:space="preserve">Mini Lesson: </w:t>
+            </w:r>
+            <w:r>
+              <w:rPr>
+                <w:rFonts w:ascii="Arial" w:cs="Arial" w:eastAsia="Arial" w:hAnsi="Arial"/>
+                <w:b w:val="false"/>
+                <w:bCs w:val="false"/>
+                <w:i w:val="false"/>
+                <w:iCs w:val="false"/>
+                <w:color w:val="000000"/>
+                <w:sz w:val="22"/>
+                <w:szCs w:val="22"/>
+              </w:rPr>
+              <w:t xml:space="preserve">Assessment Review &amp; Reflection</w:t>
+            </w:r>
+            <w:r>
+              <w:rPr>
+                <w:rFonts w:ascii="Arial" w:cs="Arial" w:eastAsia="Arial" w:hAnsi="Arial"/>
+                <w:sz w:val="20"/>
+                <w:szCs w:val="20"/>
+              </w:rPr>
+              <w:br/>
+              <w:t xml:space="preserve"/>
+            </w:r>
+            <w:r>
+              <w:rPr>
+                <w:rFonts w:ascii="Arial" w:cs="Arial" w:eastAsia="Arial" w:hAnsi="Arial"/>
+                <w:sz w:val="20"/>
+                <w:szCs w:val="20"/>
+              </w:rPr>
+              <w:br/>
+              <w:t xml:space="preserve"/>
+            </w:r>
+            <w:r>
+              <w:rPr>
+                <w:rFonts w:ascii="Arial" w:cs="Arial" w:eastAsia="Arial" w:hAnsi="Arial"/>
+                <w:b/>
+                <w:bCs/>
+                <w:i/>
+                <w:iCs/>
+                <w:color w:val="000000"/>
+                <w:sz w:val="20"/>
+                <w:szCs w:val="20"/>
+              </w:rPr>
+              <w:t xml:space="preserve">Learning Target: </w:t>
+            </w:r>
+            <w:r>
+              <w:rPr>
+                <w:rFonts w:ascii="Arial" w:cs="Arial" w:eastAsia="Arial" w:hAnsi="Arial"/>
+                <w:b w:val="false"/>
+                <w:bCs w:val="false"/>
+                <w:i/>
+                <w:iCs/>
+                <w:color w:val="333333"/>
+                <w:sz w:val="20"/>
+                <w:szCs w:val="20"/>
+              </w:rPr>
+              <w:t xml:space="preserve">I can review assessment results, understand mistakes, and reflect on my learning.</w:t>
+            </w:r>
+            <w:r>
+              <w:rPr>
+                <w:rFonts w:ascii="Arial" w:cs="Arial" w:eastAsia="Arial" w:hAnsi="Arial"/>
+                <w:sz w:val="20"/>
+                <w:szCs w:val="20"/>
+              </w:rPr>
+              <w:br/>
+              <w:t xml:space="preserve"/>
+            </w:r>
+            <w:r>
+              <w:rPr>
+                <w:rFonts w:ascii="Arial" w:cs="Arial" w:eastAsia="Arial" w:hAnsi="Arial"/>
+                <w:sz w:val="20"/>
+                <w:szCs w:val="20"/>
+              </w:rPr>
+              <w:br/>
+              <w:t xml:space="preserve"/>
+            </w:r>
+            <w:r>
+              <w:rPr>
+                <w:rFonts w:ascii="Arial" w:cs="Arial" w:eastAsia="Arial" w:hAnsi="Arial"/>
+                <w:b/>
+                <w:bCs/>
+                <w:i/>
+                <w:iCs/>
+                <w:color w:val="555555"/>
+                <w:sz w:val="20"/>
+                <w:szCs w:val="20"/>
+              </w:rPr>
+              <w:t xml:space="preserve">→ Live Demo — </w:t>
+            </w:r>
+            <w:r>
+              <w:rPr>
+                <w:rFonts w:ascii="Arial" w:cs="Arial" w:eastAsia="Arial" w:hAnsi="Arial"/>
+                <w:b w:val="false"/>
+                <w:bCs w:val="false"/>
+                <w:i/>
+                <w:iCs/>
+                <w:color w:val="555555"/>
+                <w:sz w:val="20"/>
+                <w:szCs w:val="20"/>
+              </w:rPr>
+              <w:t xml:space="preserve">type examples as students follow along in their own editor.</w:t>
+            </w:r>
+            <w:r>
+              <w:rPr>
+                <w:rFonts w:ascii="Arial" w:cs="Arial" w:eastAsia="Arial" w:hAnsi="Arial"/>
+                <w:sz w:val="20"/>
+                <w:szCs w:val="20"/>
+              </w:rPr>
+              <w:br/>
+              <w:t xml:space="preserve"/>
+            </w:r>
+            <w:r>
+              <w:rPr>
+                <w:rFonts w:ascii="Arial" w:cs="Arial" w:eastAsia="Arial" w:hAnsi="Arial"/>
+                <w:b/>
+                <w:bCs/>
+                <w:i/>
+                <w:iCs/>
+                <w:color w:val="555555"/>
+                <w:sz w:val="20"/>
+                <w:szCs w:val="20"/>
+              </w:rPr>
+              <w:t xml:space="preserve">→ Check for Understanding: </w:t>
+            </w:r>
+            <w:r>
+              <w:rPr>
+                <w:rFonts w:ascii="Arial" w:cs="Arial" w:eastAsia="Arial" w:hAnsi="Arial"/>
+                <w:b w:val="false"/>
+                <w:bCs w:val="false"/>
+                <w:i/>
+                <w:iCs/>
+                <w:color w:val="555555"/>
+                <w:sz w:val="20"/>
+                <w:szCs w:val="20"/>
+              </w:rPr>
+              <w:t xml:space="preserve">pause and cold-call: “Can someone explain what we just did in their own words?”</w:t>
             </w:r>
           </w:p>
         </w:tc>
@@ -377,9 +651,9 @@
               <w:right w:val="single" w:color="CCCCCC" w:sz="1"/>
             </w:tcBorders>
             <w:tcMar>
-              <w:top w:type="dxa" w:w="60"/>
+              <w:top w:type="dxa" w:w="80"/>
               <w:left w:type="dxa" w:w="120"/>
-              <w:bottom w:type="dxa" w:w="60"/>
+              <w:bottom w:type="dxa" w:w="80"/>
               <w:right w:type="dxa" w:w="120"/>
             </w:tcMar>
           </w:tcPr>
@@ -392,7 +666,7 @@
                 <w:sz w:val="20"/>
                 <w:szCs w:val="20"/>
               </w:rPr>
-              <w:t xml:space="preserve">15-20 min</w:t>
+              <w:t xml:space="preserve">15–20 min</w:t>
             </w:r>
           </w:p>
         </w:tc>
@@ -406,20 +680,81 @@
               <w:right w:val="single" w:color="CCCCCC" w:sz="1"/>
             </w:tcBorders>
             <w:tcMar>
-              <w:top w:type="dxa" w:w="60"/>
+              <w:top w:type="dxa" w:w="80"/>
               <w:left w:type="dxa" w:w="120"/>
-              <w:bottom w:type="dxa" w:w="60"/>
+              <w:bottom w:type="dxa" w:w="80"/>
               <w:right w:type="dxa" w:w="120"/>
             </w:tcMar>
           </w:tcPr>
           <w:p>
-            <w:r>
-              <w:rPr>
-                <w:rFonts w:ascii="Arial" w:cs="Arial" w:eastAsia="Arial" w:hAnsi="Arial"/>
-                <w:sz w:val="20"/>
-                <w:szCs w:val="20"/>
+            <w:pPr>
+              <w:spacing w:after="80" w:before="80"/>
+            </w:pPr>
+            <w:r>
+              <w:rPr>
+                <w:rFonts w:ascii="Arial" w:cs="Arial" w:eastAsia="Arial" w:hAnsi="Arial"/>
+                <w:b/>
+                <w:bCs/>
+                <w:i w:val="false"/>
+                <w:iCs w:val="false"/>
+                <w:color w:val="000000"/>
+                <w:sz w:val="22"/>
+                <w:szCs w:val="22"/>
               </w:rPr>
               <w:t xml:space="preserve">Independent Practice / Code Along</w:t>
+            </w:r>
+            <w:r>
+              <w:rPr>
+                <w:rFonts w:ascii="Arial" w:cs="Arial" w:eastAsia="Arial" w:hAnsi="Arial"/>
+                <w:sz w:val="20"/>
+                <w:szCs w:val="20"/>
+              </w:rPr>
+              <w:br/>
+              <w:t xml:space="preserve"/>
+            </w:r>
+            <w:r>
+              <w:rPr>
+                <w:rFonts w:ascii="Arial" w:cs="Arial" w:eastAsia="Arial" w:hAnsi="Arial"/>
+                <w:b w:val="false"/>
+                <w:bCs w:val="false"/>
+                <w:i w:val="false"/>
+                <w:iCs w:val="false"/>
+                <w:color w:val="000000"/>
+                <w:sz w:val="20"/>
+                <w:szCs w:val="20"/>
+              </w:rPr>
+              <w:t xml:space="preserve">    Work through problems from the day's exercise set.</w:t>
+            </w:r>
+            <w:r>
+              <w:rPr>
+                <w:rFonts w:ascii="Arial" w:cs="Arial" w:eastAsia="Arial" w:hAnsi="Arial"/>
+                <w:sz w:val="20"/>
+                <w:szCs w:val="20"/>
+              </w:rPr>
+              <w:br/>
+              <w:t xml:space="preserve"/>
+            </w:r>
+            <w:r>
+              <w:rPr>
+                <w:rFonts w:ascii="Arial" w:cs="Arial" w:eastAsia="Arial" w:hAnsi="Arial"/>
+                <w:sz w:val="20"/>
+                <w:szCs w:val="20"/>
+              </w:rPr>
+              <w:br/>
+              <w:t xml:space="preserve"/>
+            </w:r>
+            <w:r>
+              <w:rPr>
+                <w:rFonts w:ascii="Arial" w:cs="Arial" w:eastAsia="Arial" w:hAnsi="Arial"/>
+                <w:b w:val="false"/>
+                <w:bCs w:val="false"/>
+                <w:i/>
+                <w:iCs/>
+                <w:color w:val="555555"/>
+                <w:sz w:val="20"/>
+                <w:szCs w:val="20"/>
+              </w:rPr>
+              <w:t xml:space="preserve">→ Teacher circulates — offer hints, check for understanding.</w:t>
             </w:r>
           </w:p>
         </w:tc>
@@ -435,9 +770,9 @@
               <w:right w:val="single" w:color="CCCCCC" w:sz="1"/>
             </w:tcBorders>
             <w:tcMar>
-              <w:top w:type="dxa" w:w="60"/>
+              <w:top w:type="dxa" w:w="80"/>
               <w:left w:type="dxa" w:w="120"/>
-              <w:bottom w:type="dxa" w:w="60"/>
+              <w:bottom w:type="dxa" w:w="80"/>
               <w:right w:type="dxa" w:w="120"/>
             </w:tcMar>
           </w:tcPr>
@@ -464,20 +799,90 @@
               <w:right w:val="single" w:color="CCCCCC" w:sz="1"/>
             </w:tcBorders>
             <w:tcMar>
-              <w:top w:type="dxa" w:w="60"/>
+              <w:top w:type="dxa" w:w="80"/>
               <w:left w:type="dxa" w:w="120"/>
-              <w:bottom w:type="dxa" w:w="60"/>
+              <w:bottom w:type="dxa" w:w="80"/>
               <w:right w:type="dxa" w:w="120"/>
             </w:tcMar>
           </w:tcPr>
           <w:p>
-            <w:r>
-              <w:rPr>
-                <w:rFonts w:ascii="Arial" w:cs="Arial" w:eastAsia="Arial" w:hAnsi="Arial"/>
-                <w:sz w:val="20"/>
-                <w:szCs w:val="20"/>
+            <w:pPr>
+              <w:spacing w:after="80" w:before="80"/>
+            </w:pPr>
+            <w:r>
+              <w:rPr>
+                <w:rFonts w:ascii="Arial" w:cs="Arial" w:eastAsia="Arial" w:hAnsi="Arial"/>
+                <w:b/>
+                <w:bCs/>
+                <w:i w:val="false"/>
+                <w:iCs w:val="false"/>
+                <w:color w:val="000000"/>
+                <w:sz w:val="22"/>
+                <w:szCs w:val="22"/>
               </w:rPr>
               <w:t xml:space="preserve">Exit Ticket / Wrap-Up</w:t>
+            </w:r>
+            <w:r>
+              <w:rPr>
+                <w:rFonts w:ascii="Arial" w:cs="Arial" w:eastAsia="Arial" w:hAnsi="Arial"/>
+                <w:sz w:val="20"/>
+                <w:szCs w:val="20"/>
+              </w:rPr>
+              <w:br/>
+              <w:t xml:space="preserve"/>
+            </w:r>
+            <w:r>
+              <w:rPr>
+                <w:rFonts w:ascii="Arial" w:cs="Arial" w:eastAsia="Arial" w:hAnsi="Arial"/>
+                <w:sz w:val="20"/>
+                <w:szCs w:val="20"/>
+              </w:rPr>
+              <w:br/>
+              <w:t xml:space="preserve"/>
+            </w:r>
+            <w:r>
+              <w:rPr>
+                <w:rFonts w:ascii="Arial" w:cs="Arial" w:eastAsia="Arial" w:hAnsi="Arial"/>
+                <w:b w:val="false"/>
+                <w:bCs w:val="false"/>
+                <w:i w:val="false"/>
+                <w:iCs w:val="false"/>
+                <w:color w:val="000000"/>
+                <w:sz w:val="20"/>
+                <w:szCs w:val="20"/>
+              </w:rPr>
+              <w:t xml:space="preserve">Quick Check: Review assessment results, understand mistakes, and reflect on my learning?</w:t>
+            </w:r>
+            <w:r>
+              <w:rPr>
+                <w:rFonts w:ascii="Arial" w:cs="Arial" w:eastAsia="Arial" w:hAnsi="Arial"/>
+                <w:sz w:val="20"/>
+                <w:szCs w:val="20"/>
+              </w:rPr>
+              <w:br/>
+              <w:t xml:space="preserve"/>
+            </w:r>
+            <w:r>
+              <w:rPr>
+                <w:rFonts w:ascii="Arial" w:cs="Arial" w:eastAsia="Arial" w:hAnsi="Arial"/>
+                <w:sz w:val="20"/>
+                <w:szCs w:val="20"/>
+              </w:rPr>
+              <w:br/>
+              <w:t xml:space="preserve"/>
+            </w:r>
+            <w:r>
+              <w:rPr>
+                <w:rFonts w:ascii="Arial" w:cs="Arial" w:eastAsia="Arial" w:hAnsi="Arial"/>
+                <w:b w:val="false"/>
+                <w:bCs w:val="false"/>
+                <w:i/>
+                <w:iCs/>
+                <w:color w:val="555555"/>
+                <w:sz w:val="20"/>
+                <w:szCs w:val="20"/>
+              </w:rPr>
+              <w:t xml:space="preserve">→ 3–2–1: Name 3 things learned, 2 new vocab words, 1 question you still have.</w:t>
             </w:r>
           </w:p>
         </w:tc>

--- a/Coding 1 - year/Unit 3 - Conditionals/Daily Lesson Plans/Word/Day 70.docx
+++ b/Coding 1 - year/Unit 3 - Conditionals/Daily Lesson Plans/Word/Day 70.docx
@@ -380,7 +380,7 @@
                 <w:sz w:val="20"/>
                 <w:szCs w:val="20"/>
               </w:rPr>
-              <w:t xml:space="preserve">    In your own words: Review assessment results, understand mistakes, and reflect on my learning?</w:t>
+              <w:t xml:space="preserve">    What would you look for if asked to review assessment results, understand mistakes, and reflect on my learning? List 2-3 things you'd check.</w:t>
             </w:r>
             <w:r>
               <w:rPr>
@@ -411,7 +411,7 @@
                 <w:sz w:val="20"/>
                 <w:szCs w:val="20"/>
               </w:rPr>
-              <w:t xml:space="preserve">Today's Goal: By the end of class you will be able to review assessment results, understand mistakes, and reflect on my learning.</w:t>
+              <w:t xml:space="preserve">Today’s Goal: By the end of class you will be able to review assessment results, understand mistakes, and reflect on my learning.</w:t>
             </w:r>
             <w:r>
               <w:rPr>
@@ -851,7 +851,7 @@
                 <w:sz w:val="20"/>
                 <w:szCs w:val="20"/>
               </w:rPr>
-              <w:t xml:space="preserve">Quick Check: Review assessment results, understand mistakes, and reflect on my learning?</w:t>
+              <w:t xml:space="preserve">What are two important things to check when you review assessment results, understand mistakes, and reflect on my learning? Why do they matter?</w:t>
             </w:r>
             <w:r>
               <w:rPr>

--- a/Coding 1 - year/Unit 3 - Conditionals/Daily Lesson Plans/Word/Day 70.docx
+++ b/Coding 1 - year/Unit 3 - Conditionals/Daily Lesson Plans/Word/Day 70.docx
@@ -403,6 +403,72 @@
             <w:r>
               <w:rPr>
                 <w:rFonts w:ascii="Arial" w:cs="Arial" w:eastAsia="Arial" w:hAnsi="Arial"/>
+                <w:b/>
+                <w:bCs/>
+                <w:i w:val="false"/>
+                <w:iCs w:val="false"/>
+                <w:color w:val="000000"/>
+                <w:sz w:val="20"/>
+                <w:szCs w:val="20"/>
+              </w:rPr>
+              <w:t xml:space="preserve">Vocabulary Preview — </w:t>
+            </w:r>
+            <w:r>
+              <w:rPr>
+                <w:rFonts w:ascii="Arial" w:cs="Arial" w:eastAsia="Arial" w:hAnsi="Arial"/>
+                <w:b w:val="false"/>
+                <w:bCs w:val="false"/>
+                <w:i w:val="false"/>
+                <w:iCs w:val="false"/>
+                <w:color w:val="000000"/>
+                <w:sz w:val="20"/>
+                <w:szCs w:val="20"/>
+              </w:rPr>
+              <w:t xml:space="preserve">terms we'll use today:</w:t>
+            </w:r>
+            <w:r>
+              <w:rPr>
+                <w:rFonts w:ascii="Arial" w:cs="Arial" w:eastAsia="Arial" w:hAnsi="Arial"/>
+                <w:sz w:val="20"/>
+                <w:szCs w:val="20"/>
+              </w:rPr>
+              <w:br/>
+              <w:t xml:space="preserve"/>
+            </w:r>
+            <w:r>
+              <w:rPr>
+                <w:rFonts w:ascii="Arial" w:cs="Arial" w:eastAsia="Arial" w:hAnsi="Arial"/>
+                <w:b w:val="false"/>
+                <w:bCs w:val="false"/>
+                <w:i w:val="false"/>
+                <w:iCs w:val="false"/>
+                <w:color w:val="000000"/>
+                <w:sz w:val="20"/>
+                <w:szCs w:val="20"/>
+              </w:rPr>
+              <w:t xml:space="preserve">    • Next Unit Preview   •   Connection to This Unit   •   You're ready because you can   •   Complete these sentences   •   Something I struggled with   •   How I overcame it</w:t>
+            </w:r>
+            <w:r>
+              <w:rPr>
+                <w:rFonts w:ascii="Arial" w:cs="Arial" w:eastAsia="Arial" w:hAnsi="Arial"/>
+                <w:sz w:val="20"/>
+                <w:szCs w:val="20"/>
+              </w:rPr>
+              <w:br/>
+              <w:t xml:space="preserve"/>
+            </w:r>
+            <w:r>
+              <w:rPr>
+                <w:rFonts w:ascii="Arial" w:cs="Arial" w:eastAsia="Arial" w:hAnsi="Arial"/>
+                <w:sz w:val="20"/>
+                <w:szCs w:val="20"/>
+              </w:rPr>
+              <w:br/>
+              <w:t xml:space="preserve"/>
+            </w:r>
+            <w:r>
+              <w:rPr>
+                <w:rFonts w:ascii="Arial" w:cs="Arial" w:eastAsia="Arial" w:hAnsi="Arial"/>
                 <w:b w:val="false"/>
                 <w:bCs w:val="false"/>
                 <w:i/>
@@ -579,6 +645,310 @@
             <w:r>
               <w:rPr>
                 <w:rFonts w:ascii="Arial" w:cs="Arial" w:eastAsia="Arial" w:hAnsi="Arial"/>
+                <w:b w:val="false"/>
+                <w:bCs w:val="false"/>
+                <w:i w:val="false"/>
+                <w:iCs w:val="false"/>
+                <w:color w:val="000000"/>
+                <w:sz w:val="20"/>
+                <w:szCs w:val="20"/>
+              </w:rPr>
+              <w:t xml:space="preserve">Loops repeat code while/for conditions are true. Many loops rely on conditionals!</w:t>
+            </w:r>
+            <w:r>
+              <w:rPr>
+                <w:rFonts w:ascii="Arial" w:cs="Arial" w:eastAsia="Arial" w:hAnsi="Arial"/>
+                <w:sz w:val="20"/>
+                <w:szCs w:val="20"/>
+              </w:rPr>
+              <w:br/>
+              <w:t xml:space="preserve"/>
+            </w:r>
+            <w:r>
+              <w:rPr>
+                <w:rFonts w:ascii="Arial" w:cs="Arial" w:eastAsia="Arial" w:hAnsi="Arial"/>
+                <w:b w:val="false"/>
+                <w:bCs w:val="false"/>
+                <w:i w:val="false"/>
+                <w:iCs w:val="false"/>
+                <w:color w:val="000000"/>
+                <w:sz w:val="20"/>
+                <w:szCs w:val="20"/>
+              </w:rPr>
+              <w:t xml:space="preserve">1. Something I struggled with: ...</w:t>
+            </w:r>
+            <w:r>
+              <w:rPr>
+                <w:rFonts w:ascii="Arial" w:cs="Arial" w:eastAsia="Arial" w:hAnsi="Arial"/>
+                <w:sz w:val="20"/>
+                <w:szCs w:val="20"/>
+              </w:rPr>
+              <w:br/>
+              <w:t xml:space="preserve"/>
+            </w:r>
+            <w:r>
+              <w:rPr>
+                <w:rFonts w:ascii="Arial" w:cs="Arial" w:eastAsia="Arial" w:hAnsi="Arial"/>
+                <w:sz w:val="20"/>
+                <w:szCs w:val="20"/>
+              </w:rPr>
+              <w:br/>
+              <w:t xml:space="preserve"/>
+            </w:r>
+            <w:r>
+              <w:rPr>
+                <w:rFonts w:ascii="Arial" w:cs="Arial" w:eastAsia="Arial" w:hAnsi="Arial"/>
+                <w:b/>
+                <w:bCs/>
+                <w:i w:val="false"/>
+                <w:iCs w:val="false"/>
+                <w:color w:val="000000"/>
+                <w:sz w:val="20"/>
+                <w:szCs w:val="20"/>
+              </w:rPr>
+              <w:t xml:space="preserve">Key Concepts:</w:t>
+            </w:r>
+            <w:r>
+              <w:rPr>
+                <w:rFonts w:ascii="Arial" w:cs="Arial" w:eastAsia="Arial" w:hAnsi="Arial"/>
+                <w:sz w:val="20"/>
+                <w:szCs w:val="20"/>
+              </w:rPr>
+              <w:br/>
+              <w:t xml:space="preserve"/>
+            </w:r>
+            <w:r>
+              <w:rPr>
+                <w:rFonts w:ascii="Arial" w:cs="Arial" w:eastAsia="Arial" w:hAnsi="Arial"/>
+                <w:b w:val="false"/>
+                <w:bCs w:val="false"/>
+                <w:i w:val="false"/>
+                <w:iCs w:val="false"/>
+                <w:color w:val="000000"/>
+                <w:sz w:val="20"/>
+                <w:szCs w:val="20"/>
+              </w:rPr>
+              <w:t xml:space="preserve">    • [ ] Boolean expressions (True/False)</w:t>
+            </w:r>
+            <w:r>
+              <w:rPr>
+                <w:rFonts w:ascii="Arial" w:cs="Arial" w:eastAsia="Arial" w:hAnsi="Arial"/>
+                <w:sz w:val="20"/>
+                <w:szCs w:val="20"/>
+              </w:rPr>
+              <w:br/>
+              <w:t xml:space="preserve"/>
+            </w:r>
+            <w:r>
+              <w:rPr>
+                <w:rFonts w:ascii="Arial" w:cs="Arial" w:eastAsia="Arial" w:hAnsi="Arial"/>
+                <w:b w:val="false"/>
+                <w:bCs w:val="false"/>
+                <w:i w:val="false"/>
+                <w:iCs w:val="false"/>
+                <w:color w:val="000000"/>
+                <w:sz w:val="20"/>
+                <w:szCs w:val="20"/>
+              </w:rPr>
+              <w:t xml:space="preserve">    • [ ] All comparison operators (==, !=, &lt;, &gt;, &lt;=, &gt;=)</w:t>
+            </w:r>
+            <w:r>
+              <w:rPr>
+                <w:rFonts w:ascii="Arial" w:cs="Arial" w:eastAsia="Arial" w:hAnsi="Arial"/>
+                <w:sz w:val="20"/>
+                <w:szCs w:val="20"/>
+              </w:rPr>
+              <w:br/>
+              <w:t xml:space="preserve"/>
+            </w:r>
+            <w:r>
+              <w:rPr>
+                <w:rFonts w:ascii="Arial" w:cs="Arial" w:eastAsia="Arial" w:hAnsi="Arial"/>
+                <w:b w:val="false"/>
+                <w:bCs w:val="false"/>
+                <w:i w:val="false"/>
+                <w:iCs w:val="false"/>
+                <w:color w:val="000000"/>
+                <w:sz w:val="20"/>
+                <w:szCs w:val="20"/>
+              </w:rPr>
+              <w:t xml:space="preserve">    • [ ] Logical operators (and, or, not)</w:t>
+            </w:r>
+            <w:r>
+              <w:rPr>
+                <w:rFonts w:ascii="Arial" w:cs="Arial" w:eastAsia="Arial" w:hAnsi="Arial"/>
+                <w:sz w:val="20"/>
+                <w:szCs w:val="20"/>
+              </w:rPr>
+              <w:br/>
+              <w:t xml:space="preserve"/>
+            </w:r>
+            <w:r>
+              <w:rPr>
+                <w:rFonts w:ascii="Arial" w:cs="Arial" w:eastAsia="Arial" w:hAnsi="Arial"/>
+                <w:b w:val="false"/>
+                <w:bCs w:val="false"/>
+                <w:i w:val="false"/>
+                <w:iCs w:val="false"/>
+                <w:color w:val="000000"/>
+                <w:sz w:val="20"/>
+                <w:szCs w:val="20"/>
+              </w:rPr>
+              <w:t xml:space="preserve">    • [ ] if/elif/else structure</w:t>
+            </w:r>
+            <w:r>
+              <w:rPr>
+                <w:rFonts w:ascii="Arial" w:cs="Arial" w:eastAsia="Arial" w:hAnsi="Arial"/>
+                <w:sz w:val="20"/>
+                <w:szCs w:val="20"/>
+              </w:rPr>
+              <w:br/>
+              <w:t xml:space="preserve"/>
+            </w:r>
+            <w:r>
+              <w:rPr>
+                <w:rFonts w:ascii="Arial" w:cs="Arial" w:eastAsia="Arial" w:hAnsi="Arial"/>
+                <w:b w:val="false"/>
+                <w:bCs w:val="false"/>
+                <w:i w:val="false"/>
+                <w:iCs w:val="false"/>
+                <w:color w:val="000000"/>
+                <w:sz w:val="20"/>
+                <w:szCs w:val="20"/>
+              </w:rPr>
+              <w:t xml:space="preserve">    • [ ] Nested conditionals</w:t>
+            </w:r>
+            <w:r>
+              <w:rPr>
+                <w:rFonts w:ascii="Arial" w:cs="Arial" w:eastAsia="Arial" w:hAnsi="Arial"/>
+                <w:sz w:val="20"/>
+                <w:szCs w:val="20"/>
+              </w:rPr>
+              <w:br/>
+              <w:t xml:space="preserve"/>
+            </w:r>
+            <w:r>
+              <w:rPr>
+                <w:rFonts w:ascii="Arial" w:cs="Arial" w:eastAsia="Arial" w:hAnsi="Arial"/>
+                <w:b w:val="false"/>
+                <w:bCs w:val="false"/>
+                <w:i w:val="false"/>
+                <w:iCs w:val="false"/>
+                <w:color w:val="000000"/>
+                <w:sz w:val="20"/>
+                <w:szCs w:val="20"/>
+              </w:rPr>
+              <w:t xml:space="preserve">    • [ ] Input validation</w:t>
+            </w:r>
+            <w:r>
+              <w:rPr>
+                <w:rFonts w:ascii="Arial" w:cs="Arial" w:eastAsia="Arial" w:hAnsi="Arial"/>
+                <w:sz w:val="20"/>
+                <w:szCs w:val="20"/>
+              </w:rPr>
+              <w:br/>
+              <w:t xml:space="preserve"/>
+            </w:r>
+            <w:r>
+              <w:rPr>
+                <w:rFonts w:ascii="Arial" w:cs="Arial" w:eastAsia="Arial" w:hAnsi="Arial"/>
+                <w:b w:val="false"/>
+                <w:bCs w:val="false"/>
+                <w:i w:val="false"/>
+                <w:iCs w:val="false"/>
+                <w:color w:val="000000"/>
+                <w:sz w:val="20"/>
+                <w:szCs w:val="20"/>
+              </w:rPr>
+              <w:t xml:space="preserve">    • [ ] Code tracing</w:t>
+            </w:r>
+            <w:r>
+              <w:rPr>
+                <w:rFonts w:ascii="Arial" w:cs="Arial" w:eastAsia="Arial" w:hAnsi="Arial"/>
+                <w:sz w:val="20"/>
+                <w:szCs w:val="20"/>
+              </w:rPr>
+              <w:br/>
+              <w:t xml:space="preserve"/>
+            </w:r>
+            <w:r>
+              <w:rPr>
+                <w:rFonts w:ascii="Arial" w:cs="Arial" w:eastAsia="Arial" w:hAnsi="Arial"/>
+                <w:b w:val="false"/>
+                <w:bCs w:val="false"/>
+                <w:i w:val="false"/>
+                <w:iCs w:val="false"/>
+                <w:color w:val="000000"/>
+                <w:sz w:val="20"/>
+                <w:szCs w:val="20"/>
+              </w:rPr>
+              <w:t xml:space="preserve">    • [ ] Can write if/elif/else chains</w:t>
+            </w:r>
+            <w:r>
+              <w:rPr>
+                <w:rFonts w:ascii="Arial" w:cs="Arial" w:eastAsia="Arial" w:hAnsi="Arial"/>
+                <w:sz w:val="20"/>
+                <w:szCs w:val="20"/>
+              </w:rPr>
+              <w:br/>
+              <w:t xml:space="preserve"/>
+            </w:r>
+            <w:r>
+              <w:rPr>
+                <w:rFonts w:ascii="Arial" w:cs="Arial" w:eastAsia="Arial" w:hAnsi="Arial"/>
+                <w:sz w:val="20"/>
+                <w:szCs w:val="20"/>
+              </w:rPr>
+              <w:br/>
+              <w:t xml:space="preserve"/>
+            </w:r>
+            <w:r>
+              <w:rPr>
+                <w:rFonts w:ascii="Arial" w:cs="Arial" w:eastAsia="Arial" w:hAnsi="Arial"/>
+                <w:b/>
+                <w:bCs/>
+                <w:i w:val="false"/>
+                <w:iCs w:val="false"/>
+                <w:color w:val="000000"/>
+                <w:sz w:val="20"/>
+                <w:szCs w:val="20"/>
+              </w:rPr>
+              <w:t xml:space="preserve">Vocabulary: </w:t>
+            </w:r>
+            <w:r>
+              <w:rPr>
+                <w:rFonts w:ascii="Arial" w:cs="Arial" w:eastAsia="Arial" w:hAnsi="Arial"/>
+                <w:b w:val="false"/>
+                <w:bCs w:val="false"/>
+                <w:i w:val="false"/>
+                <w:iCs w:val="false"/>
+                <w:color w:val="000000"/>
+                <w:sz w:val="20"/>
+                <w:szCs w:val="20"/>
+              </w:rPr>
+              <w:t xml:space="preserve">Next Unit Preview, Connection to This Unit, You're ready because you can, Complete these sentences, Something I struggled with, How I overcame it</w:t>
+            </w:r>
+            <w:r>
+              <w:rPr>
+                <w:rFonts w:ascii="Arial" w:cs="Arial" w:eastAsia="Arial" w:hAnsi="Arial"/>
+                <w:sz w:val="20"/>
+                <w:szCs w:val="20"/>
+              </w:rPr>
+              <w:br/>
+              <w:t xml:space="preserve"/>
+            </w:r>
+            <w:r>
+              <w:rPr>
+                <w:rFonts w:ascii="Arial" w:cs="Arial" w:eastAsia="Arial" w:hAnsi="Arial"/>
+                <w:sz w:val="20"/>
+                <w:szCs w:val="20"/>
+              </w:rPr>
+              <w:br/>
+              <w:t xml:space="preserve"/>
+            </w:r>
+            <w:r>
+              <w:rPr>
+                <w:rFonts w:ascii="Arial" w:cs="Arial" w:eastAsia="Arial" w:hAnsi="Arial"/>
                 <w:b/>
                 <w:bCs/>
                 <w:i/>
@@ -723,7 +1093,29 @@
                 <w:sz w:val="20"/>
                 <w:szCs w:val="20"/>
               </w:rPr>
-              <w:t xml:space="preserve">    Work through problems from the day's exercise set.</w:t>
+              <w:t xml:space="preserve">    Students complete the assessment independently.</w:t>
+            </w:r>
+            <w:r>
+              <w:rPr>
+                <w:rFonts w:ascii="Arial" w:cs="Arial" w:eastAsia="Arial" w:hAnsi="Arial"/>
+                <w:sz w:val="20"/>
+                <w:szCs w:val="20"/>
+              </w:rPr>
+              <w:br/>
+              <w:t xml:space="preserve"/>
+            </w:r>
+            <w:r>
+              <w:rPr>
+                <w:rFonts w:ascii="Arial" w:cs="Arial" w:eastAsia="Arial" w:hAnsi="Arial"/>
+                <w:b w:val="false"/>
+                <w:bCs w:val="false"/>
+                <w:i w:val="false"/>
+                <w:iCs w:val="false"/>
+                <w:color w:val="000000"/>
+                <w:sz w:val="20"/>
+                <w:szCs w:val="20"/>
+              </w:rPr>
+              <w:t xml:space="preserve">    Remind students to check their work before submitting.</w:t>
             </w:r>
             <w:r>
               <w:rPr>
@@ -891,6 +1283,2280 @@
     <w:p>
       <w:pPr>
         <w:spacing w:after="200"/>
+      </w:pPr>
+    </w:p>
+    <w:p>
+      <w:pPr>
+        <w:pBdr>
+          <w:bottom w:val="single" w:color="2B5797" w:sz="4" w:space="4"/>
+        </w:pBdr>
+        <w:spacing w:after="100" w:before="120"/>
+      </w:pPr>
+      <w:r>
+        <w:rPr>
+          <w:rFonts w:ascii="Arial" w:cs="Arial" w:eastAsia="Arial" w:hAnsi="Arial"/>
+          <w:b/>
+          <w:bCs/>
+          <w:color w:val="2B5797"/>
+          <w:sz w:val="24"/>
+          <w:szCs w:val="24"/>
+        </w:rPr>
+        <w:t xml:space="preserve">Key Concepts</w:t>
+      </w:r>
+    </w:p>
+    <w:p>
+      <w:pPr>
+        <w:spacing w:after="60"/>
+        <w:ind w:left="360"/>
+      </w:pPr>
+      <w:r>
+        <w:rPr>
+          <w:rFonts w:ascii="Arial" w:cs="Arial" w:eastAsia="Arial" w:hAnsi="Arial"/>
+          <w:sz w:val="20"/>
+          <w:szCs w:val="20"/>
+        </w:rPr>
+        <w:t xml:space="preserve">• </w:t>
+      </w:r>
+      <w:r>
+        <w:rPr>
+          <w:rFonts w:ascii="Arial" w:cs="Arial" w:eastAsia="Arial" w:hAnsi="Arial"/>
+          <w:sz w:val="20"/>
+          <w:szCs w:val="20"/>
+        </w:rPr>
+        <w:t xml:space="preserve">[ ] Boolean expressions (True/False)</w:t>
+      </w:r>
+    </w:p>
+    <w:p>
+      <w:pPr>
+        <w:spacing w:after="60"/>
+        <w:ind w:left="360"/>
+      </w:pPr>
+      <w:r>
+        <w:rPr>
+          <w:rFonts w:ascii="Arial" w:cs="Arial" w:eastAsia="Arial" w:hAnsi="Arial"/>
+          <w:sz w:val="20"/>
+          <w:szCs w:val="20"/>
+        </w:rPr>
+        <w:t xml:space="preserve">• </w:t>
+      </w:r>
+      <w:r>
+        <w:rPr>
+          <w:rFonts w:ascii="Arial" w:cs="Arial" w:eastAsia="Arial" w:hAnsi="Arial"/>
+          <w:sz w:val="20"/>
+          <w:szCs w:val="20"/>
+        </w:rPr>
+        <w:t xml:space="preserve">[ ] All comparison operators (==, !=, &lt;, &gt;, &lt;=, &gt;=)</w:t>
+      </w:r>
+    </w:p>
+    <w:p>
+      <w:pPr>
+        <w:spacing w:after="60"/>
+        <w:ind w:left="360"/>
+      </w:pPr>
+      <w:r>
+        <w:rPr>
+          <w:rFonts w:ascii="Arial" w:cs="Arial" w:eastAsia="Arial" w:hAnsi="Arial"/>
+          <w:sz w:val="20"/>
+          <w:szCs w:val="20"/>
+        </w:rPr>
+        <w:t xml:space="preserve">• </w:t>
+      </w:r>
+      <w:r>
+        <w:rPr>
+          <w:rFonts w:ascii="Arial" w:cs="Arial" w:eastAsia="Arial" w:hAnsi="Arial"/>
+          <w:sz w:val="20"/>
+          <w:szCs w:val="20"/>
+        </w:rPr>
+        <w:t xml:space="preserve">[ ] Logical operators (and, or, not)</w:t>
+      </w:r>
+    </w:p>
+    <w:p>
+      <w:pPr>
+        <w:spacing w:after="60"/>
+        <w:ind w:left="360"/>
+      </w:pPr>
+      <w:r>
+        <w:rPr>
+          <w:rFonts w:ascii="Arial" w:cs="Arial" w:eastAsia="Arial" w:hAnsi="Arial"/>
+          <w:sz w:val="20"/>
+          <w:szCs w:val="20"/>
+        </w:rPr>
+        <w:t xml:space="preserve">• </w:t>
+      </w:r>
+      <w:r>
+        <w:rPr>
+          <w:rFonts w:ascii="Arial" w:cs="Arial" w:eastAsia="Arial" w:hAnsi="Arial"/>
+          <w:sz w:val="20"/>
+          <w:szCs w:val="20"/>
+        </w:rPr>
+        <w:t xml:space="preserve">[ ] if/elif/else structure</w:t>
+      </w:r>
+    </w:p>
+    <w:p>
+      <w:pPr>
+        <w:spacing w:after="60"/>
+        <w:ind w:left="360"/>
+      </w:pPr>
+      <w:r>
+        <w:rPr>
+          <w:rFonts w:ascii="Arial" w:cs="Arial" w:eastAsia="Arial" w:hAnsi="Arial"/>
+          <w:sz w:val="20"/>
+          <w:szCs w:val="20"/>
+        </w:rPr>
+        <w:t xml:space="preserve">• </w:t>
+      </w:r>
+      <w:r>
+        <w:rPr>
+          <w:rFonts w:ascii="Arial" w:cs="Arial" w:eastAsia="Arial" w:hAnsi="Arial"/>
+          <w:sz w:val="20"/>
+          <w:szCs w:val="20"/>
+        </w:rPr>
+        <w:t xml:space="preserve">[ ] Nested conditionals</w:t>
+      </w:r>
+    </w:p>
+    <w:p>
+      <w:pPr>
+        <w:spacing w:after="60"/>
+        <w:ind w:left="360"/>
+      </w:pPr>
+      <w:r>
+        <w:rPr>
+          <w:rFonts w:ascii="Arial" w:cs="Arial" w:eastAsia="Arial" w:hAnsi="Arial"/>
+          <w:sz w:val="20"/>
+          <w:szCs w:val="20"/>
+        </w:rPr>
+        <w:t xml:space="preserve">• </w:t>
+      </w:r>
+      <w:r>
+        <w:rPr>
+          <w:rFonts w:ascii="Arial" w:cs="Arial" w:eastAsia="Arial" w:hAnsi="Arial"/>
+          <w:sz w:val="20"/>
+          <w:szCs w:val="20"/>
+        </w:rPr>
+        <w:t xml:space="preserve">[ ] Input validation</w:t>
+      </w:r>
+    </w:p>
+    <w:p>
+      <w:pPr>
+        <w:spacing w:after="60"/>
+        <w:ind w:left="360"/>
+      </w:pPr>
+      <w:r>
+        <w:rPr>
+          <w:rFonts w:ascii="Arial" w:cs="Arial" w:eastAsia="Arial" w:hAnsi="Arial"/>
+          <w:sz w:val="20"/>
+          <w:szCs w:val="20"/>
+        </w:rPr>
+        <w:t xml:space="preserve">• </w:t>
+      </w:r>
+      <w:r>
+        <w:rPr>
+          <w:rFonts w:ascii="Arial" w:cs="Arial" w:eastAsia="Arial" w:hAnsi="Arial"/>
+          <w:sz w:val="20"/>
+          <w:szCs w:val="20"/>
+        </w:rPr>
+        <w:t xml:space="preserve">[ ] Code tracing</w:t>
+      </w:r>
+    </w:p>
+    <w:p>
+      <w:pPr>
+        <w:spacing w:after="60"/>
+        <w:ind w:left="360"/>
+      </w:pPr>
+      <w:r>
+        <w:rPr>
+          <w:rFonts w:ascii="Arial" w:cs="Arial" w:eastAsia="Arial" w:hAnsi="Arial"/>
+          <w:sz w:val="20"/>
+          <w:szCs w:val="20"/>
+        </w:rPr>
+        <w:t xml:space="preserve">• </w:t>
+      </w:r>
+      <w:r>
+        <w:rPr>
+          <w:rFonts w:ascii="Arial" w:cs="Arial" w:eastAsia="Arial" w:hAnsi="Arial"/>
+          <w:sz w:val="20"/>
+          <w:szCs w:val="20"/>
+        </w:rPr>
+        <w:t xml:space="preserve">[ ] Can write if/elif/else chains</w:t>
+      </w:r>
+    </w:p>
+    <w:p>
+      <w:pPr>
+        <w:spacing w:after="60"/>
+        <w:ind w:left="360"/>
+      </w:pPr>
+      <w:r>
+        <w:rPr>
+          <w:rFonts w:ascii="Arial" w:cs="Arial" w:eastAsia="Arial" w:hAnsi="Arial"/>
+          <w:sz w:val="20"/>
+          <w:szCs w:val="20"/>
+        </w:rPr>
+        <w:t xml:space="preserve">• </w:t>
+      </w:r>
+      <w:r>
+        <w:rPr>
+          <w:rFonts w:ascii="Arial" w:cs="Arial" w:eastAsia="Arial" w:hAnsi="Arial"/>
+          <w:sz w:val="20"/>
+          <w:szCs w:val="20"/>
+        </w:rPr>
+        <w:t xml:space="preserve">[ ] Can evaluate complex conditions</w:t>
+      </w:r>
+    </w:p>
+    <w:p>
+      <w:pPr>
+        <w:spacing w:after="60"/>
+        <w:ind w:left="360"/>
+      </w:pPr>
+      <w:r>
+        <w:rPr>
+          <w:rFonts w:ascii="Arial" w:cs="Arial" w:eastAsia="Arial" w:hAnsi="Arial"/>
+          <w:sz w:val="20"/>
+          <w:szCs w:val="20"/>
+        </w:rPr>
+        <w:t xml:space="preserve">• </w:t>
+      </w:r>
+      <w:r>
+        <w:rPr>
+          <w:rFonts w:ascii="Arial" w:cs="Arial" w:eastAsia="Arial" w:hAnsi="Arial"/>
+          <w:sz w:val="20"/>
+          <w:szCs w:val="20"/>
+        </w:rPr>
+        <w:t xml:space="preserve">[ ] Can validate user input</w:t>
+      </w:r>
+    </w:p>
+    <w:p>
+      <w:pPr>
+        <w:spacing w:after="60"/>
+        <w:ind w:left="360"/>
+      </w:pPr>
+      <w:r>
+        <w:rPr>
+          <w:rFonts w:ascii="Arial" w:cs="Arial" w:eastAsia="Arial" w:hAnsi="Arial"/>
+          <w:sz w:val="20"/>
+          <w:szCs w:val="20"/>
+        </w:rPr>
+        <w:t xml:space="preserve">• </w:t>
+      </w:r>
+      <w:r>
+        <w:rPr>
+          <w:rFonts w:ascii="Arial" w:cs="Arial" w:eastAsia="Arial" w:hAnsi="Arial"/>
+          <w:sz w:val="20"/>
+          <w:szCs w:val="20"/>
+        </w:rPr>
+        <w:t xml:space="preserve">[ ] Can build interactive programs</w:t>
+      </w:r>
+    </w:p>
+    <w:p>
+      <w:pPr>
+        <w:spacing w:after="60"/>
+        <w:ind w:left="360"/>
+      </w:pPr>
+      <w:r>
+        <w:rPr>
+          <w:rFonts w:ascii="Arial" w:cs="Arial" w:eastAsia="Arial" w:hAnsi="Arial"/>
+          <w:sz w:val="20"/>
+          <w:szCs w:val="20"/>
+        </w:rPr>
+        <w:t xml:space="preserve">• </w:t>
+      </w:r>
+      <w:r>
+        <w:rPr>
+          <w:rFonts w:ascii="Arial" w:cs="Arial" w:eastAsia="Arial" w:hAnsi="Arial"/>
+          <w:sz w:val="20"/>
+          <w:szCs w:val="20"/>
+        </w:rPr>
+        <w:t xml:space="preserve">[ ] Can trace code mentally</w:t>
+      </w:r>
+    </w:p>
+    <w:p>
+      <w:pPr>
+        <w:spacing w:after="60"/>
+        <w:ind w:left="360"/>
+      </w:pPr>
+      <w:r>
+        <w:rPr>
+          <w:rFonts w:ascii="Arial" w:cs="Arial" w:eastAsia="Arial" w:hAnsi="Arial"/>
+          <w:sz w:val="20"/>
+          <w:szCs w:val="20"/>
+        </w:rPr>
+        <w:t xml:space="preserve">• </w:t>
+      </w:r>
+      <w:r>
+        <w:rPr>
+          <w:rFonts w:ascii="Arial" w:cs="Arial" w:eastAsia="Arial" w:hAnsi="Arial"/>
+          <w:sz w:val="20"/>
+          <w:szCs w:val="20"/>
+        </w:rPr>
+        <w:t xml:space="preserve">[ ] Can debug conditional errors</w:t>
+      </w:r>
+    </w:p>
+    <w:p>
+      <w:pPr>
+        <w:spacing w:after="60"/>
+        <w:ind w:left="360"/>
+      </w:pPr>
+      <w:r>
+        <w:rPr>
+          <w:rFonts w:ascii="Arial" w:cs="Arial" w:eastAsia="Arial" w:hAnsi="Arial"/>
+          <w:sz w:val="20"/>
+          <w:szCs w:val="20"/>
+        </w:rPr>
+        <w:t xml:space="preserve">• </w:t>
+      </w:r>
+      <w:r>
+        <w:rPr>
+          <w:rFonts w:ascii="Arial" w:cs="Arial" w:eastAsia="Arial" w:hAnsi="Arial"/>
+          <w:sz w:val="20"/>
+          <w:szCs w:val="20"/>
+        </w:rPr>
+        <w:t xml:space="preserve">[ ] Boolean expression evaluator (Day 50)</w:t>
+      </w:r>
+    </w:p>
+    <w:p>
+      <w:pPr>
+        <w:spacing w:after="60"/>
+        <w:ind w:left="360"/>
+      </w:pPr>
+      <w:r>
+        <w:rPr>
+          <w:rFonts w:ascii="Arial" w:cs="Arial" w:eastAsia="Arial" w:hAnsi="Arial"/>
+          <w:sz w:val="20"/>
+          <w:szCs w:val="20"/>
+        </w:rPr>
+        <w:t xml:space="preserve">• </w:t>
+      </w:r>
+      <w:r>
+        <w:rPr>
+          <w:rFonts w:ascii="Arial" w:cs="Arial" w:eastAsia="Arial" w:hAnsi="Arial"/>
+          <w:sz w:val="20"/>
+          <w:szCs w:val="20"/>
+        </w:rPr>
+        <w:t xml:space="preserve">[ ] Decision-based programs (Day 55)</w:t>
+      </w:r>
+    </w:p>
+    <w:p>
+      <w:pPr>
+        <w:spacing w:after="60"/>
+        <w:ind w:left="360"/>
+      </w:pPr>
+      <w:r>
+        <w:rPr>
+          <w:rFonts w:ascii="Arial" w:cs="Arial" w:eastAsia="Arial" w:hAnsi="Arial"/>
+          <w:sz w:val="20"/>
+          <w:szCs w:val="20"/>
+        </w:rPr>
+        <w:t xml:space="preserve">• </w:t>
+      </w:r>
+      <w:r>
+        <w:rPr>
+          <w:rFonts w:ascii="Arial" w:cs="Arial" w:eastAsia="Arial" w:hAnsi="Arial"/>
+          <w:sz w:val="20"/>
+          <w:szCs w:val="20"/>
+        </w:rPr>
+        <w:t xml:space="preserve">[ ] Login system / Eligibility checker (Day 60)</w:t>
+      </w:r>
+    </w:p>
+    <w:p>
+      <w:pPr>
+        <w:spacing w:after="60"/>
+        <w:ind w:left="360"/>
+      </w:pPr>
+      <w:r>
+        <w:rPr>
+          <w:rFonts w:ascii="Arial" w:cs="Arial" w:eastAsia="Arial" w:hAnsi="Arial"/>
+          <w:sz w:val="20"/>
+          <w:szCs w:val="20"/>
+        </w:rPr>
+        <w:t xml:space="preserve">• </w:t>
+      </w:r>
+      <w:r>
+        <w:rPr>
+          <w:rFonts w:ascii="Arial" w:cs="Arial" w:eastAsia="Arial" w:hAnsi="Arial"/>
+          <w:sz w:val="20"/>
+          <w:szCs w:val="20"/>
+        </w:rPr>
+        <w:t xml:space="preserve">[ ] Menu system (Day 61)</w:t>
+      </w:r>
+    </w:p>
+    <w:p>
+      <w:pPr>
+        <w:spacing w:after="60"/>
+        <w:ind w:left="360"/>
+      </w:pPr>
+      <w:r>
+        <w:rPr>
+          <w:rFonts w:ascii="Arial" w:cs="Arial" w:eastAsia="Arial" w:hAnsi="Arial"/>
+          <w:sz w:val="20"/>
+          <w:szCs w:val="20"/>
+        </w:rPr>
+        <w:t xml:space="preserve">• </w:t>
+      </w:r>
+      <w:r>
+        <w:rPr>
+          <w:rFonts w:ascii="Arial" w:cs="Arial" w:eastAsia="Arial" w:hAnsi="Arial"/>
+          <w:sz w:val="20"/>
+          <w:szCs w:val="20"/>
+        </w:rPr>
+        <w:t xml:space="preserve">[ ] Rock-Paper-Scissors game (Day 62)</w:t>
+      </w:r>
+    </w:p>
+    <w:p>
+      <w:pPr>
+        <w:spacing w:after="60"/>
+        <w:ind w:left="360"/>
+      </w:pPr>
+      <w:r>
+        <w:rPr>
+          <w:rFonts w:ascii="Arial" w:cs="Arial" w:eastAsia="Arial" w:hAnsi="Arial"/>
+          <w:sz w:val="20"/>
+          <w:szCs w:val="20"/>
+        </w:rPr>
+        <w:t xml:space="preserve">• </w:t>
+      </w:r>
+      <w:r>
+        <w:rPr>
+          <w:rFonts w:ascii="Arial" w:cs="Arial" w:eastAsia="Arial" w:hAnsi="Arial"/>
+          <w:sz w:val="20"/>
+          <w:szCs w:val="20"/>
+        </w:rPr>
+        <w:t xml:space="preserve">[ ] Number guessing game (Day 63)</w:t>
+      </w:r>
+    </w:p>
+    <w:p>
+      <w:pPr>
+        <w:spacing w:after="60"/>
+        <w:ind w:left="360"/>
+      </w:pPr>
+      <w:r>
+        <w:rPr>
+          <w:rFonts w:ascii="Arial" w:cs="Arial" w:eastAsia="Arial" w:hAnsi="Arial"/>
+          <w:sz w:val="20"/>
+          <w:szCs w:val="20"/>
+        </w:rPr>
+        <w:t xml:space="preserve">• </w:t>
+      </w:r>
+      <w:r>
+        <w:rPr>
+          <w:rFonts w:ascii="Arial" w:cs="Arial" w:eastAsia="Arial" w:hAnsi="Arial"/>
+          <w:sz w:val="20"/>
+          <w:szCs w:val="20"/>
+        </w:rPr>
+        <w:t xml:space="preserve">[ ] Mini-project (Day 64)</w:t>
+      </w:r>
+    </w:p>
+    <w:p>
+      <w:pPr>
+        <w:spacing w:after="60"/>
+        <w:ind w:left="360"/>
+      </w:pPr>
+      <w:r>
+        <w:rPr>
+          <w:rFonts w:ascii="Arial" w:cs="Arial" w:eastAsia="Arial" w:hAnsi="Arial"/>
+          <w:sz w:val="20"/>
+          <w:szCs w:val="20"/>
+        </w:rPr>
+        <w:t xml:space="preserve">• </w:t>
+      </w:r>
+      <w:r>
+        <w:rPr>
+          <w:rFonts w:ascii="Arial" w:cs="Arial" w:eastAsia="Arial" w:hAnsi="Arial"/>
+          <w:sz w:val="20"/>
+          <w:szCs w:val="20"/>
+        </w:rPr>
+        <w:t xml:space="preserve">[ ] Unit 3 Assessment (Day 69)</w:t>
+      </w:r>
+    </w:p>
+    <w:p>
+      <w:pPr>
+        <w:spacing w:after="60"/>
+        <w:ind w:left="360"/>
+      </w:pPr>
+      <w:r>
+        <w:rPr>
+          <w:rFonts w:ascii="Arial" w:cs="Arial" w:eastAsia="Arial" w:hAnsi="Arial"/>
+          <w:sz w:val="20"/>
+          <w:szCs w:val="20"/>
+        </w:rPr>
+        <w:t xml:space="preserve">• </w:t>
+      </w:r>
+      <w:r>
+        <w:rPr>
+          <w:rFonts w:ascii="Arial" w:cs="Arial" w:eastAsia="Arial" w:hAnsi="Arial"/>
+          <w:sz w:val="20"/>
+          <w:szCs w:val="20"/>
+        </w:rPr>
+        <w:t xml:space="preserve">You've mastered conditionals</w:t>
+      </w:r>
+    </w:p>
+    <w:p>
+      <w:pPr>
+        <w:spacing w:after="60"/>
+        <w:ind w:left="360"/>
+      </w:pPr>
+      <w:r>
+        <w:rPr>
+          <w:rFonts w:ascii="Arial" w:cs="Arial" w:eastAsia="Arial" w:hAnsi="Arial"/>
+          <w:sz w:val="20"/>
+          <w:szCs w:val="20"/>
+        </w:rPr>
+        <w:t xml:space="preserve">• </w:t>
+      </w:r>
+      <w:r>
+        <w:rPr>
+          <w:rFonts w:ascii="Arial" w:cs="Arial" w:eastAsia="Arial" w:hAnsi="Arial"/>
+          <w:sz w:val="20"/>
+          <w:szCs w:val="20"/>
+        </w:rPr>
+        <w:t xml:space="preserve">Ready to move forward to loops</w:t>
+      </w:r>
+    </w:p>
+    <w:p>
+      <w:pPr>
+        <w:spacing w:after="60"/>
+        <w:ind w:left="360"/>
+      </w:pPr>
+      <w:r>
+        <w:rPr>
+          <w:rFonts w:ascii="Arial" w:cs="Arial" w:eastAsia="Arial" w:hAnsi="Arial"/>
+          <w:sz w:val="20"/>
+          <w:szCs w:val="20"/>
+        </w:rPr>
+        <w:t xml:space="preserve">• </w:t>
+      </w:r>
+      <w:r>
+        <w:rPr>
+          <w:rFonts w:ascii="Arial" w:cs="Arial" w:eastAsia="Arial" w:hAnsi="Arial"/>
+          <w:sz w:val="20"/>
+          <w:szCs w:val="20"/>
+        </w:rPr>
+        <w:t xml:space="preserve">Consider: Can you explain to others?</w:t>
+      </w:r>
+    </w:p>
+    <w:p>
+      <w:pPr>
+        <w:spacing w:after="60"/>
+        <w:ind w:left="360"/>
+      </w:pPr>
+      <w:r>
+        <w:rPr>
+          <w:rFonts w:ascii="Arial" w:cs="Arial" w:eastAsia="Arial" w:hAnsi="Arial"/>
+          <w:sz w:val="20"/>
+          <w:szCs w:val="20"/>
+        </w:rPr>
+        <w:t xml:space="preserve">• </w:t>
+      </w:r>
+      <w:r>
+        <w:rPr>
+          <w:rFonts w:ascii="Arial" w:cs="Arial" w:eastAsia="Arial" w:hAnsi="Arial"/>
+          <w:sz w:val="20"/>
+          <w:szCs w:val="20"/>
+        </w:rPr>
+        <w:t xml:space="preserve">You understand the concepts</w:t>
+      </w:r>
+    </w:p>
+    <w:p>
+      <w:pPr>
+        <w:spacing w:after="60"/>
+        <w:ind w:left="360"/>
+      </w:pPr>
+      <w:r>
+        <w:rPr>
+          <w:rFonts w:ascii="Arial" w:cs="Arial" w:eastAsia="Arial" w:hAnsi="Arial"/>
+          <w:sz w:val="20"/>
+          <w:szCs w:val="20"/>
+        </w:rPr>
+        <w:t xml:space="preserve">• </w:t>
+      </w:r>
+      <w:r>
+        <w:rPr>
+          <w:rFonts w:ascii="Arial" w:cs="Arial" w:eastAsia="Arial" w:hAnsi="Arial"/>
+          <w:sz w:val="20"/>
+          <w:szCs w:val="20"/>
+        </w:rPr>
+        <w:t xml:space="preserve">Need to practice edge cases</w:t>
+      </w:r>
+    </w:p>
+    <w:p>
+      <w:pPr>
+        <w:spacing w:after="60"/>
+        <w:ind w:left="360"/>
+      </w:pPr>
+      <w:r>
+        <w:rPr>
+          <w:rFonts w:ascii="Arial" w:cs="Arial" w:eastAsia="Arial" w:hAnsi="Arial"/>
+          <w:sz w:val="20"/>
+          <w:szCs w:val="20"/>
+        </w:rPr>
+        <w:t xml:space="preserve">• </w:t>
+      </w:r>
+      <w:r>
+        <w:rPr>
+          <w:rFonts w:ascii="Arial" w:cs="Arial" w:eastAsia="Arial" w:hAnsi="Arial"/>
+          <w:sz w:val="20"/>
+          <w:szCs w:val="20"/>
+        </w:rPr>
+        <w:t xml:space="preserve">Focus: Input validation, operator choice</w:t>
+      </w:r>
+    </w:p>
+    <w:p>
+      <w:pPr>
+        <w:spacing w:after="60"/>
+        <w:ind w:left="360"/>
+      </w:pPr>
+      <w:r>
+        <w:rPr>
+          <w:rFonts w:ascii="Arial" w:cs="Arial" w:eastAsia="Arial" w:hAnsi="Arial"/>
+          <w:sz w:val="20"/>
+          <w:szCs w:val="20"/>
+        </w:rPr>
+        <w:t xml:space="preserve">• </w:t>
+      </w:r>
+      <w:r>
+        <w:rPr>
+          <w:rFonts w:ascii="Arial" w:cs="Arial" w:eastAsia="Arial" w:hAnsi="Arial"/>
+          <w:sz w:val="20"/>
+          <w:szCs w:val="20"/>
+        </w:rPr>
+        <w:t xml:space="preserve">You have foundational understanding</w:t>
+      </w:r>
+    </w:p>
+    <w:p>
+      <w:pPr>
+        <w:spacing w:after="60"/>
+        <w:ind w:left="360"/>
+      </w:pPr>
+      <w:r>
+        <w:rPr>
+          <w:rFonts w:ascii="Arial" w:cs="Arial" w:eastAsia="Arial" w:hAnsi="Arial"/>
+          <w:sz w:val="20"/>
+          <w:szCs w:val="20"/>
+        </w:rPr>
+        <w:t xml:space="preserve">• </w:t>
+      </w:r>
+      <w:r>
+        <w:rPr>
+          <w:rFonts w:ascii="Arial" w:cs="Arial" w:eastAsia="Arial" w:hAnsi="Arial"/>
+          <w:sz w:val="20"/>
+          <w:szCs w:val="20"/>
+        </w:rPr>
+        <w:t xml:space="preserve">Spend time reviewing common mistakes</w:t>
+      </w:r>
+    </w:p>
+    <w:p>
+      <w:pPr>
+        <w:spacing w:after="60"/>
+        <w:ind w:left="360"/>
+      </w:pPr>
+      <w:r>
+        <w:rPr>
+          <w:rFonts w:ascii="Arial" w:cs="Arial" w:eastAsia="Arial" w:hAnsi="Arial"/>
+          <w:sz w:val="20"/>
+          <w:szCs w:val="20"/>
+        </w:rPr>
+        <w:t xml:space="preserve">• </w:t>
+      </w:r>
+      <w:r>
+        <w:rPr>
+          <w:rFonts w:ascii="Arial" w:cs="Arial" w:eastAsia="Arial" w:hAnsi="Arial"/>
+          <w:sz w:val="20"/>
+          <w:szCs w:val="20"/>
+        </w:rPr>
+        <w:t xml:space="preserve">Focus: Condition evaluation, correct operator use</w:t>
+      </w:r>
+    </w:p>
+    <w:p>
+      <w:pPr>
+        <w:spacing w:after="60"/>
+        <w:ind w:left="360"/>
+      </w:pPr>
+      <w:r>
+        <w:rPr>
+          <w:rFonts w:ascii="Arial" w:cs="Arial" w:eastAsia="Arial" w:hAnsi="Arial"/>
+          <w:sz w:val="20"/>
+          <w:szCs w:val="20"/>
+        </w:rPr>
+        <w:t xml:space="preserve">• </w:t>
+      </w:r>
+      <w:r>
+        <w:rPr>
+          <w:rFonts w:ascii="Arial" w:cs="Arial" w:eastAsia="Arial" w:hAnsi="Arial"/>
+          <w:sz w:val="20"/>
+          <w:szCs w:val="20"/>
+        </w:rPr>
+        <w:t xml:space="preserve">Don't worry! Mastery takes time</w:t>
+      </w:r>
+    </w:p>
+    <w:p>
+      <w:pPr>
+        <w:spacing w:after="60"/>
+        <w:ind w:left="360"/>
+      </w:pPr>
+      <w:r>
+        <w:rPr>
+          <w:rFonts w:ascii="Arial" w:cs="Arial" w:eastAsia="Arial" w:hAnsi="Arial"/>
+          <w:sz w:val="20"/>
+          <w:szCs w:val="20"/>
+        </w:rPr>
+        <w:t xml:space="preserve">• </w:t>
+      </w:r>
+      <w:r>
+        <w:rPr>
+          <w:rFonts w:ascii="Arial" w:cs="Arial" w:eastAsia="Arial" w:hAnsi="Arial"/>
+          <w:sz w:val="20"/>
+          <w:szCs w:val="20"/>
+        </w:rPr>
+        <w:t xml:space="preserve">Review Days 66-68</w:t>
+      </w:r>
+    </w:p>
+    <w:p>
+      <w:pPr>
+        <w:spacing w:after="60"/>
+        <w:ind w:left="360"/>
+      </w:pPr>
+      <w:r>
+        <w:rPr>
+          <w:rFonts w:ascii="Arial" w:cs="Arial" w:eastAsia="Arial" w:hAnsi="Arial"/>
+          <w:sz w:val="20"/>
+          <w:szCs w:val="20"/>
+        </w:rPr>
+        <w:t xml:space="preserve">• </w:t>
+      </w:r>
+      <w:r>
+        <w:rPr>
+          <w:rFonts w:ascii="Arial" w:cs="Arial" w:eastAsia="Arial" w:hAnsi="Arial"/>
+          <w:sz w:val="20"/>
+          <w:szCs w:val="20"/>
+        </w:rPr>
+        <w:t xml:space="preserve">Come to office hours</w:t>
+      </w:r>
+    </w:p>
+    <w:p>
+      <w:pPr>
+        <w:spacing w:after="60"/>
+        <w:ind w:left="360"/>
+      </w:pPr>
+      <w:r>
+        <w:rPr>
+          <w:rFonts w:ascii="Arial" w:cs="Arial" w:eastAsia="Arial" w:hAnsi="Arial"/>
+          <w:sz w:val="20"/>
+          <w:szCs w:val="20"/>
+        </w:rPr>
+        <w:t xml:space="preserve">• </w:t>
+      </w:r>
+      <w:r>
+        <w:rPr>
+          <w:rFonts w:ascii="Arial" w:cs="Arial" w:eastAsia="Arial" w:hAnsi="Arial"/>
+          <w:sz w:val="20"/>
+          <w:szCs w:val="20"/>
+        </w:rPr>
+        <w:t xml:space="preserve">You'll see loops use the same logic</w:t>
+      </w:r>
+    </w:p>
+    <w:p>
+      <w:pPr>
+        <w:spacing w:after="60"/>
+      </w:pPr>
+      <w:r>
+        <w:rPr>
+          <w:rFonts w:ascii="Arial" w:cs="Arial" w:eastAsia="Arial" w:hAnsi="Arial"/>
+          <w:sz w:val="20"/>
+          <w:szCs w:val="20"/>
+        </w:rPr>
+        <w:t xml:space="preserve">Next Unit Preview:</w:t>
+      </w:r>
+    </w:p>
+    <w:p>
+      <w:pPr>
+        <w:spacing w:after="60"/>
+      </w:pPr>
+      <w:r>
+        <w:rPr>
+          <w:rFonts w:ascii="Arial" w:cs="Arial" w:eastAsia="Arial" w:hAnsi="Arial"/>
+          <w:sz w:val="20"/>
+          <w:szCs w:val="20"/>
+        </w:rPr>
+        <w:t xml:space="preserve">Loops repeat code while/for conditions are true. Many loops rely on conditionals!</w:t>
+      </w:r>
+    </w:p>
+    <w:p>
+      <w:pPr>
+        <w:spacing w:after="60"/>
+      </w:pPr>
+      <w:r>
+        <w:rPr>
+          <w:rFonts w:ascii="Arial" w:cs="Arial" w:eastAsia="Arial" w:hAnsi="Arial"/>
+          <w:sz w:val="20"/>
+          <w:szCs w:val="20"/>
+        </w:rPr>
+        <w:t xml:space="preserve">Connection to This Unit:</w:t>
+      </w:r>
+    </w:p>
+    <w:p>
+      <w:pPr>
+        <w:spacing w:after="60"/>
+        <w:ind w:left="360"/>
+      </w:pPr>
+      <w:r>
+        <w:rPr>
+          <w:rFonts w:ascii="Arial" w:cs="Arial" w:eastAsia="Arial" w:hAnsi="Arial"/>
+          <w:sz w:val="20"/>
+          <w:szCs w:val="20"/>
+        </w:rPr>
+        <w:t xml:space="preserve">• </w:t>
+      </w:r>
+      <w:r>
+        <w:rPr>
+          <w:rFonts w:ascii="Arial" w:cs="Arial" w:eastAsia="Arial" w:hAnsi="Arial"/>
+          <w:sz w:val="20"/>
+          <w:szCs w:val="20"/>
+        </w:rPr>
+        <w:t xml:space="preserve">while uses Boolean conditions (like if)</w:t>
+      </w:r>
+    </w:p>
+    <w:p>
+      <w:pPr>
+        <w:spacing w:after="60"/>
+        <w:ind w:left="360"/>
+      </w:pPr>
+      <w:r>
+        <w:rPr>
+          <w:rFonts w:ascii="Arial" w:cs="Arial" w:eastAsia="Arial" w:hAnsi="Arial"/>
+          <w:sz w:val="20"/>
+          <w:szCs w:val="20"/>
+        </w:rPr>
+        <w:t xml:space="preserve">• </w:t>
+      </w:r>
+      <w:r>
+        <w:rPr>
+          <w:rFonts w:ascii="Arial" w:cs="Arial" w:eastAsia="Arial" w:hAnsi="Arial"/>
+          <w:sz w:val="20"/>
+          <w:szCs w:val="20"/>
+        </w:rPr>
+        <w:t xml:space="preserve">if statements appear inside loops</w:t>
+      </w:r>
+    </w:p>
+    <w:p>
+      <w:pPr>
+        <w:spacing w:after="60"/>
+        <w:ind w:left="360"/>
+      </w:pPr>
+      <w:r>
+        <w:rPr>
+          <w:rFonts w:ascii="Arial" w:cs="Arial" w:eastAsia="Arial" w:hAnsi="Arial"/>
+          <w:sz w:val="20"/>
+          <w:szCs w:val="20"/>
+        </w:rPr>
+        <w:t xml:space="preserve">• </w:t>
+      </w:r>
+      <w:r>
+        <w:rPr>
+          <w:rFonts w:ascii="Arial" w:cs="Arial" w:eastAsia="Arial" w:hAnsi="Arial"/>
+          <w:sz w:val="20"/>
+          <w:szCs w:val="20"/>
+        </w:rPr>
+        <w:t xml:space="preserve">Same logic rules apply</w:t>
+      </w:r>
+    </w:p>
+    <w:p>
+      <w:pPr>
+        <w:spacing w:after="60"/>
+      </w:pPr>
+      <w:r>
+        <w:rPr>
+          <w:rFonts w:ascii="Arial" w:cs="Arial" w:eastAsia="Arial" w:hAnsi="Arial"/>
+          <w:sz w:val="20"/>
+          <w:szCs w:val="20"/>
+        </w:rPr>
+        <w:t xml:space="preserve">You're ready because you can:</w:t>
+      </w:r>
+    </w:p>
+    <w:p>
+      <w:pPr>
+        <w:spacing w:after="60"/>
+        <w:ind w:left="360"/>
+      </w:pPr>
+      <w:r>
+        <w:rPr>
+          <w:rFonts w:ascii="Arial" w:cs="Arial" w:eastAsia="Arial" w:hAnsi="Arial"/>
+          <w:sz w:val="20"/>
+          <w:szCs w:val="20"/>
+        </w:rPr>
+        <w:t xml:space="preserve">• </w:t>
+      </w:r>
+      <w:r>
+        <w:rPr>
+          <w:rFonts w:ascii="Arial" w:cs="Arial" w:eastAsia="Arial" w:hAnsi="Arial"/>
+          <w:sz w:val="20"/>
+          <w:szCs w:val="20"/>
+        </w:rPr>
+        <w:t xml:space="preserve">Evaluate Boolean expressions</w:t>
+      </w:r>
+    </w:p>
+    <w:p>
+      <w:pPr>
+        <w:spacing w:after="60"/>
+        <w:ind w:left="360"/>
+      </w:pPr>
+      <w:r>
+        <w:rPr>
+          <w:rFonts w:ascii="Arial" w:cs="Arial" w:eastAsia="Arial" w:hAnsi="Arial"/>
+          <w:sz w:val="20"/>
+          <w:szCs w:val="20"/>
+        </w:rPr>
+        <w:t xml:space="preserve">• </w:t>
+      </w:r>
+      <w:r>
+        <w:rPr>
+          <w:rFonts w:ascii="Arial" w:cs="Arial" w:eastAsia="Arial" w:hAnsi="Arial"/>
+          <w:sz w:val="20"/>
+          <w:szCs w:val="20"/>
+        </w:rPr>
+        <w:t xml:space="preserve">Write if/elif/else chains</w:t>
+      </w:r>
+    </w:p>
+    <w:p>
+      <w:pPr>
+        <w:spacing w:after="60"/>
+        <w:ind w:left="360"/>
+      </w:pPr>
+      <w:r>
+        <w:rPr>
+          <w:rFonts w:ascii="Arial" w:cs="Arial" w:eastAsia="Arial" w:hAnsi="Arial"/>
+          <w:sz w:val="20"/>
+          <w:szCs w:val="20"/>
+        </w:rPr>
+        <w:t xml:space="preserve">• </w:t>
+      </w:r>
+      <w:r>
+        <w:rPr>
+          <w:rFonts w:ascii="Arial" w:cs="Arial" w:eastAsia="Arial" w:hAnsi="Arial"/>
+          <w:sz w:val="20"/>
+          <w:szCs w:val="20"/>
+        </w:rPr>
+        <w:t xml:space="preserve">Validate input</w:t>
+      </w:r>
+    </w:p>
+    <w:p>
+      <w:pPr>
+        <w:spacing w:after="60"/>
+        <w:ind w:left="360"/>
+      </w:pPr>
+      <w:r>
+        <w:rPr>
+          <w:rFonts w:ascii="Arial" w:cs="Arial" w:eastAsia="Arial" w:hAnsi="Arial"/>
+          <w:sz w:val="20"/>
+          <w:szCs w:val="20"/>
+        </w:rPr>
+        <w:t xml:space="preserve">• </w:t>
+      </w:r>
+      <w:r>
+        <w:rPr>
+          <w:rFonts w:ascii="Arial" w:cs="Arial" w:eastAsia="Arial" w:hAnsi="Arial"/>
+          <w:sz w:val="20"/>
+          <w:szCs w:val="20"/>
+        </w:rPr>
+        <w:t xml:space="preserve">Think about program flow</w:t>
+      </w:r>
+    </w:p>
+    <w:p>
+      <w:pPr>
+        <w:spacing w:after="60"/>
+      </w:pPr>
+      <w:r>
+        <w:rPr>
+          <w:rFonts w:ascii="Arial" w:cs="Arial" w:eastAsia="Arial" w:hAnsi="Arial"/>
+          <w:sz w:val="20"/>
+          <w:szCs w:val="20"/>
+        </w:rPr>
+        <w:t xml:space="preserve">Complete these sentences:</w:t>
+      </w:r>
+    </w:p>
+    <w:p>
+      <w:pPr>
+        <w:spacing w:after="60"/>
+      </w:pPr>
+      <w:r>
+        <w:rPr>
+          <w:rFonts w:ascii="Arial" w:cs="Arial" w:eastAsia="Arial" w:hAnsi="Arial"/>
+          <w:sz w:val="20"/>
+          <w:szCs w:val="20"/>
+        </w:rPr>
+        <w:t xml:space="preserve">1. Something I struggled with: ...</w:t>
+      </w:r>
+    </w:p>
+    <w:p>
+      <w:pPr>
+        <w:spacing w:after="60"/>
+      </w:pPr>
+      <w:r>
+        <w:rPr>
+          <w:rFonts w:ascii="Arial" w:cs="Arial" w:eastAsia="Arial" w:hAnsi="Arial"/>
+          <w:sz w:val="20"/>
+          <w:szCs w:val="20"/>
+        </w:rPr>
+        <w:t xml:space="preserve">2. How I overcame it: ...</w:t>
+      </w:r>
+    </w:p>
+    <w:p>
+      <w:pPr>
+        <w:spacing w:after="60"/>
+      </w:pPr>
+      <w:r>
+        <w:rPr>
+          <w:rFonts w:ascii="Arial" w:cs="Arial" w:eastAsia="Arial" w:hAnsi="Arial"/>
+          <w:sz w:val="20"/>
+          <w:szCs w:val="20"/>
+        </w:rPr>
+        <w:t xml:space="preserve">3. What I'm proud of: ...</w:t>
+      </w:r>
+    </w:p>
+    <w:p>
+      <w:pPr>
+        <w:spacing w:after="60"/>
+      </w:pPr>
+      <w:r>
+        <w:rPr>
+          <w:rFonts w:ascii="Arial" w:cs="Arial" w:eastAsia="Arial" w:hAnsi="Arial"/>
+          <w:sz w:val="20"/>
+          <w:szCs w:val="20"/>
+        </w:rPr>
+        <w:t xml:space="preserve">4. What I'll do differently next unit: ...</w:t>
+      </w:r>
+    </w:p>
+    <w:p>
+      <w:pPr>
+        <w:spacing w:after="60"/>
+      </w:pPr>
+      <w:r>
+        <w:rPr>
+          <w:rFonts w:ascii="Arial" w:cs="Arial" w:eastAsia="Arial" w:hAnsi="Arial"/>
+          <w:sz w:val="20"/>
+          <w:szCs w:val="20"/>
+        </w:rPr>
+        <w:t xml:space="preserve">5. One way I've grown: ...</w:t>
+      </w:r>
+    </w:p>
+    <w:p>
+      <w:pPr>
+        <w:spacing w:after="60"/>
+      </w:pPr>
+      <w:r>
+        <w:rPr>
+          <w:rFonts w:ascii="Arial" w:cs="Arial" w:eastAsia="Arial" w:hAnsi="Arial"/>
+          <w:sz w:val="20"/>
+          <w:szCs w:val="20"/>
+        </w:rPr>
+        <w:t xml:space="preserve">You've learned:</w:t>
+      </w:r>
+    </w:p>
+    <w:p>
+      <w:pPr>
+        <w:spacing w:after="60"/>
+        <w:ind w:left="360"/>
+      </w:pPr>
+      <w:r>
+        <w:rPr>
+          <w:rFonts w:ascii="Arial" w:cs="Arial" w:eastAsia="Arial" w:hAnsi="Arial"/>
+          <w:sz w:val="20"/>
+          <w:szCs w:val="20"/>
+        </w:rPr>
+        <w:t xml:space="preserve">• </w:t>
+      </w:r>
+      <w:r>
+        <w:rPr>
+          <w:rFonts w:ascii="Arial" w:cs="Arial" w:eastAsia="Arial" w:hAnsi="Arial"/>
+          <w:sz w:val="20"/>
+          <w:szCs w:val="20"/>
+        </w:rPr>
+        <w:t xml:space="preserve">How to make programs that decide</w:t>
+      </w:r>
+    </w:p>
+    <w:p>
+      <w:pPr>
+        <w:spacing w:after="60"/>
+        <w:ind w:left="360"/>
+      </w:pPr>
+      <w:r>
+        <w:rPr>
+          <w:rFonts w:ascii="Arial" w:cs="Arial" w:eastAsia="Arial" w:hAnsi="Arial"/>
+          <w:sz w:val="20"/>
+          <w:szCs w:val="20"/>
+        </w:rPr>
+        <w:t xml:space="preserve">• </w:t>
+      </w:r>
+      <w:r>
+        <w:rPr>
+          <w:rFonts w:ascii="Arial" w:cs="Arial" w:eastAsia="Arial" w:hAnsi="Arial"/>
+          <w:sz w:val="20"/>
+          <w:szCs w:val="20"/>
+        </w:rPr>
+        <w:t xml:space="preserve">How to handle multiple paths</w:t>
+      </w:r>
+    </w:p>
+    <w:p>
+      <w:pPr>
+        <w:spacing w:after="60"/>
+        <w:ind w:left="360"/>
+      </w:pPr>
+      <w:r>
+        <w:rPr>
+          <w:rFonts w:ascii="Arial" w:cs="Arial" w:eastAsia="Arial" w:hAnsi="Arial"/>
+          <w:sz w:val="20"/>
+          <w:szCs w:val="20"/>
+        </w:rPr>
+        <w:t xml:space="preserve">• </w:t>
+      </w:r>
+      <w:r>
+        <w:rPr>
+          <w:rFonts w:ascii="Arial" w:cs="Arial" w:eastAsia="Arial" w:hAnsi="Arial"/>
+          <w:sz w:val="20"/>
+          <w:szCs w:val="20"/>
+        </w:rPr>
+        <w:t xml:space="preserve">How to validate user input</w:t>
+      </w:r>
+    </w:p>
+    <w:p>
+      <w:pPr>
+        <w:spacing w:after="60"/>
+        <w:ind w:left="360"/>
+      </w:pPr>
+      <w:r>
+        <w:rPr>
+          <w:rFonts w:ascii="Arial" w:cs="Arial" w:eastAsia="Arial" w:hAnsi="Arial"/>
+          <w:sz w:val="20"/>
+          <w:szCs w:val="20"/>
+        </w:rPr>
+        <w:t xml:space="preserve">• </w:t>
+      </w:r>
+      <w:r>
+        <w:rPr>
+          <w:rFonts w:ascii="Arial" w:cs="Arial" w:eastAsia="Arial" w:hAnsi="Arial"/>
+          <w:sz w:val="20"/>
+          <w:szCs w:val="20"/>
+        </w:rPr>
+        <w:t xml:space="preserve">How to build interactive systems</w:t>
+      </w:r>
+    </w:p>
+    <w:p>
+      <w:pPr>
+        <w:spacing w:after="60"/>
+        <w:ind w:left="360"/>
+      </w:pPr>
+      <w:r>
+        <w:rPr>
+          <w:rFonts w:ascii="Arial" w:cs="Arial" w:eastAsia="Arial" w:hAnsi="Arial"/>
+          <w:sz w:val="20"/>
+          <w:szCs w:val="20"/>
+        </w:rPr>
+        <w:t xml:space="preserve">• </w:t>
+      </w:r>
+      <w:r>
+        <w:rPr>
+          <w:rFonts w:ascii="Arial" w:cs="Arial" w:eastAsia="Arial" w:hAnsi="Arial"/>
+          <w:sz w:val="20"/>
+          <w:szCs w:val="20"/>
+        </w:rPr>
+        <w:t xml:space="preserve">How to think logically about problems</w:t>
+      </w:r>
+    </w:p>
+    <w:p>
+      <w:pPr>
+        <w:spacing w:after="60"/>
+      </w:pPr>
+      <w:r>
+        <w:rPr>
+          <w:rFonts w:ascii="Arial" w:cs="Arial" w:eastAsia="Arial" w:hAnsi="Arial"/>
+          <w:sz w:val="20"/>
+          <w:szCs w:val="20"/>
+        </w:rPr>
+        <w:t xml:space="preserve">These are FUNDAMENTAL programming skills!</w:t>
+      </w:r>
+    </w:p>
+    <w:p>
+      <w:pPr>
+        <w:spacing w:after="60"/>
+      </w:pPr>
+      <w:r>
+        <w:rPr>
+          <w:rFonts w:ascii="Arial" w:cs="Arial" w:eastAsia="Arial" w:hAnsi="Arial"/>
+          <w:sz w:val="20"/>
+          <w:szCs w:val="20"/>
+        </w:rPr>
+        <w:t xml:space="preserve">Before Unit 4:</w:t>
+      </w:r>
+    </w:p>
+    <w:p>
+      <w:pPr>
+        <w:spacing w:after="60"/>
+      </w:pPr>
+      <w:r>
+        <w:rPr>
+          <w:rFonts w:ascii="Arial" w:cs="Arial" w:eastAsia="Arial" w:hAnsi="Arial"/>
+          <w:sz w:val="20"/>
+          <w:szCs w:val="20"/>
+        </w:rPr>
+        <w:t xml:space="preserve">1. Review areas you found challenging</w:t>
+      </w:r>
+    </w:p>
+    <w:p>
+      <w:pPr>
+        <w:spacing w:after="60"/>
+      </w:pPr>
+      <w:r>
+        <w:rPr>
+          <w:rFonts w:ascii="Arial" w:cs="Arial" w:eastAsia="Arial" w:hAnsi="Arial"/>
+          <w:sz w:val="20"/>
+          <w:szCs w:val="20"/>
+        </w:rPr>
+        <w:t xml:space="preserve">2. Complete optional practice problems</w:t>
+      </w:r>
+    </w:p>
+    <w:p>
+      <w:pPr>
+        <w:spacing w:after="60"/>
+      </w:pPr>
+      <w:r>
+        <w:rPr>
+          <w:rFonts w:ascii="Arial" w:cs="Arial" w:eastAsia="Arial" w:hAnsi="Arial"/>
+          <w:sz w:val="20"/>
+          <w:szCs w:val="20"/>
+        </w:rPr>
+        <w:t xml:space="preserve">3. Start thinking about loops (repetition)</w:t>
+      </w:r>
+    </w:p>
+    <w:p>
+      <w:pPr>
+        <w:spacing w:after="60"/>
+      </w:pPr>
+      <w:r>
+        <w:rPr>
+          <w:rFonts w:ascii="Arial" w:cs="Arial" w:eastAsia="Arial" w:hAnsi="Arial"/>
+          <w:sz w:val="20"/>
+          <w:szCs w:val="20"/>
+        </w:rPr>
+        <w:t xml:space="preserve">In Unit 4 (Loops):</w:t>
+      </w:r>
+    </w:p>
+    <w:p>
+      <w:pPr>
+        <w:spacing w:after="60"/>
+        <w:ind w:left="360"/>
+      </w:pPr>
+      <w:r>
+        <w:rPr>
+          <w:rFonts w:ascii="Arial" w:cs="Arial" w:eastAsia="Arial" w:hAnsi="Arial"/>
+          <w:sz w:val="20"/>
+          <w:szCs w:val="20"/>
+        </w:rPr>
+        <w:t xml:space="preserve">• </w:t>
+      </w:r>
+      <w:r>
+        <w:rPr>
+          <w:rFonts w:ascii="Arial" w:cs="Arial" w:eastAsia="Arial" w:hAnsi="Arial"/>
+          <w:sz w:val="20"/>
+          <w:szCs w:val="20"/>
+        </w:rPr>
+        <w:t xml:space="preserve">Learn while loops</w:t>
+      </w:r>
+    </w:p>
+    <w:p>
+      <w:pPr>
+        <w:spacing w:after="60"/>
+        <w:ind w:left="360"/>
+      </w:pPr>
+      <w:r>
+        <w:rPr>
+          <w:rFonts w:ascii="Arial" w:cs="Arial" w:eastAsia="Arial" w:hAnsi="Arial"/>
+          <w:sz w:val="20"/>
+          <w:szCs w:val="20"/>
+        </w:rPr>
+        <w:t xml:space="preserve">• </w:t>
+      </w:r>
+      <w:r>
+        <w:rPr>
+          <w:rFonts w:ascii="Arial" w:cs="Arial" w:eastAsia="Arial" w:hAnsi="Arial"/>
+          <w:sz w:val="20"/>
+          <w:szCs w:val="20"/>
+        </w:rPr>
+        <w:t xml:space="preserve">Learn for loops</w:t>
+      </w:r>
+    </w:p>
+    <w:p>
+      <w:pPr>
+        <w:spacing w:after="60"/>
+        <w:ind w:left="360"/>
+      </w:pPr>
+      <w:r>
+        <w:rPr>
+          <w:rFonts w:ascii="Arial" w:cs="Arial" w:eastAsia="Arial" w:hAnsi="Arial"/>
+          <w:sz w:val="20"/>
+          <w:szCs w:val="20"/>
+        </w:rPr>
+        <w:t xml:space="preserve">• </w:t>
+      </w:r>
+      <w:r>
+        <w:rPr>
+          <w:rFonts w:ascii="Arial" w:cs="Arial" w:eastAsia="Arial" w:hAnsi="Arial"/>
+          <w:sz w:val="20"/>
+          <w:szCs w:val="20"/>
+        </w:rPr>
+        <w:t xml:space="preserve">Combine loops with conditionals</w:t>
+      </w:r>
+    </w:p>
+    <w:p>
+      <w:pPr>
+        <w:spacing w:after="60"/>
+        <w:ind w:left="360"/>
+      </w:pPr>
+      <w:r>
+        <w:rPr>
+          <w:rFonts w:ascii="Arial" w:cs="Arial" w:eastAsia="Arial" w:hAnsi="Arial"/>
+          <w:sz w:val="20"/>
+          <w:szCs w:val="20"/>
+        </w:rPr>
+        <w:t xml:space="preserve">• </w:t>
+      </w:r>
+      <w:r>
+        <w:rPr>
+          <w:rFonts w:ascii="Arial" w:cs="Arial" w:eastAsia="Arial" w:hAnsi="Arial"/>
+          <w:sz w:val="20"/>
+          <w:szCs w:val="20"/>
+        </w:rPr>
+        <w:t xml:space="preserve">Build programs that repeat</w:t>
+      </w:r>
+    </w:p>
+    <w:p>
+      <w:pPr>
+        <w:spacing w:after="60"/>
+      </w:pPr>
+      <w:r>
+        <w:rPr>
+          <w:rFonts w:ascii="Arial" w:cs="Arial" w:eastAsia="Arial" w:hAnsi="Arial"/>
+          <w:sz w:val="20"/>
+          <w:szCs w:val="20"/>
+        </w:rPr>
+        <w:t xml:space="preserve">Rate this unit (1-5):</w:t>
+      </w:r>
+    </w:p>
+    <w:p>
+      <w:pPr>
+        <w:spacing w:after="60"/>
+        <w:ind w:left="360"/>
+      </w:pPr>
+      <w:r>
+        <w:rPr>
+          <w:rFonts w:ascii="Arial" w:cs="Arial" w:eastAsia="Arial" w:hAnsi="Arial"/>
+          <w:sz w:val="20"/>
+          <w:szCs w:val="20"/>
+        </w:rPr>
+        <w:t xml:space="preserve">• </w:t>
+      </w:r>
+      <w:r>
+        <w:rPr>
+          <w:rFonts w:ascii="Arial" w:cs="Arial" w:eastAsia="Arial" w:hAnsi="Arial"/>
+          <w:sz w:val="20"/>
+          <w:szCs w:val="20"/>
+        </w:rPr>
+        <w:t xml:space="preserve">How clear were the lessons?</w:t>
+      </w:r>
+    </w:p>
+    <w:p>
+      <w:pPr>
+        <w:spacing w:after="60"/>
+        <w:ind w:left="360"/>
+      </w:pPr>
+      <w:r>
+        <w:rPr>
+          <w:rFonts w:ascii="Arial" w:cs="Arial" w:eastAsia="Arial" w:hAnsi="Arial"/>
+          <w:sz w:val="20"/>
+          <w:szCs w:val="20"/>
+        </w:rPr>
+        <w:t xml:space="preserve">• </w:t>
+      </w:r>
+      <w:r>
+        <w:rPr>
+          <w:rFonts w:ascii="Arial" w:cs="Arial" w:eastAsia="Arial" w:hAnsi="Arial"/>
+          <w:sz w:val="20"/>
+          <w:szCs w:val="20"/>
+        </w:rPr>
+        <w:t xml:space="preserve">How helpful were the daily notes?</w:t>
+      </w:r>
+    </w:p>
+    <w:p>
+      <w:pPr>
+        <w:spacing w:after="60"/>
+        <w:ind w:left="360"/>
+      </w:pPr>
+      <w:r>
+        <w:rPr>
+          <w:rFonts w:ascii="Arial" w:cs="Arial" w:eastAsia="Arial" w:hAnsi="Arial"/>
+          <w:sz w:val="20"/>
+          <w:szCs w:val="20"/>
+        </w:rPr>
+        <w:t xml:space="preserve">• </w:t>
+      </w:r>
+      <w:r>
+        <w:rPr>
+          <w:rFonts w:ascii="Arial" w:cs="Arial" w:eastAsia="Arial" w:hAnsi="Arial"/>
+          <w:sz w:val="20"/>
+          <w:szCs w:val="20"/>
+        </w:rPr>
+        <w:t xml:space="preserve">How well did the projects help learning?</w:t>
+      </w:r>
+    </w:p>
+    <w:p>
+      <w:pPr>
+        <w:spacing w:after="60"/>
+        <w:ind w:left="360"/>
+      </w:pPr>
+      <w:r>
+        <w:rPr>
+          <w:rFonts w:ascii="Arial" w:cs="Arial" w:eastAsia="Arial" w:hAnsi="Arial"/>
+          <w:sz w:val="20"/>
+          <w:szCs w:val="20"/>
+        </w:rPr>
+        <w:t xml:space="preserve">• </w:t>
+      </w:r>
+      <w:r>
+        <w:rPr>
+          <w:rFonts w:ascii="Arial" w:cs="Arial" w:eastAsia="Arial" w:hAnsi="Arial"/>
+          <w:sz w:val="20"/>
+          <w:szCs w:val="20"/>
+        </w:rPr>
+        <w:t xml:space="preserve">How prepared do you feel?</w:t>
+      </w:r>
+    </w:p>
+    <w:p>
+      <w:pPr>
+        <w:spacing w:after="60"/>
+      </w:pPr>
+      <w:r>
+        <w:rPr>
+          <w:rFonts w:ascii="Arial" w:cs="Arial" w:eastAsia="Arial" w:hAnsi="Arial"/>
+          <w:sz w:val="20"/>
+          <w:szCs w:val="20"/>
+        </w:rPr>
+        <w:t xml:space="preserve">Comments:</w:t>
+      </w:r>
+    </w:p>
+    <w:p>
+      <w:pPr>
+        <w:spacing w:after="60"/>
+        <w:ind w:left="360"/>
+      </w:pPr>
+      <w:r>
+        <w:rPr>
+          <w:rFonts w:ascii="Arial" w:cs="Arial" w:eastAsia="Arial" w:hAnsi="Arial"/>
+          <w:sz w:val="20"/>
+          <w:szCs w:val="20"/>
+        </w:rPr>
+        <w:t xml:space="preserve">• </w:t>
+      </w:r>
+      <w:r>
+        <w:rPr>
+          <w:rFonts w:ascii="Arial" w:cs="Arial" w:eastAsia="Arial" w:hAnsi="Arial"/>
+          <w:sz w:val="20"/>
+          <w:szCs w:val="20"/>
+        </w:rPr>
+        <w:t xml:space="preserve">What would help you learn better?</w:t>
+      </w:r>
+    </w:p>
+    <w:p>
+      <w:pPr>
+        <w:spacing w:after="60"/>
+        <w:ind w:left="360"/>
+      </w:pPr>
+      <w:r>
+        <w:rPr>
+          <w:rFonts w:ascii="Arial" w:cs="Arial" w:eastAsia="Arial" w:hAnsi="Arial"/>
+          <w:sz w:val="20"/>
+          <w:szCs w:val="20"/>
+        </w:rPr>
+        <w:t xml:space="preserve">• </w:t>
+      </w:r>
+      <w:r>
+        <w:rPr>
+          <w:rFonts w:ascii="Arial" w:cs="Arial" w:eastAsia="Arial" w:hAnsi="Arial"/>
+          <w:sz w:val="20"/>
+          <w:szCs w:val="20"/>
+        </w:rPr>
+        <w:t xml:space="preserve">What topics need more explanation?</w:t>
+      </w:r>
+    </w:p>
+    <w:p>
+      <w:pPr>
+        <w:spacing w:after="60"/>
+        <w:ind w:left="360"/>
+      </w:pPr>
+      <w:r>
+        <w:rPr>
+          <w:rFonts w:ascii="Arial" w:cs="Arial" w:eastAsia="Arial" w:hAnsi="Arial"/>
+          <w:sz w:val="20"/>
+          <w:szCs w:val="20"/>
+        </w:rPr>
+        <w:t xml:space="preserve">• </w:t>
+      </w:r>
+      <w:r>
+        <w:rPr>
+          <w:rFonts w:ascii="Arial" w:cs="Arial" w:eastAsia="Arial" w:hAnsi="Arial"/>
+          <w:sz w:val="20"/>
+          <w:szCs w:val="20"/>
+        </w:rPr>
+        <w:t xml:space="preserve">Any suggestions for next unit?</w:t>
+      </w:r>
+    </w:p>
+    <w:p>
+      <w:pPr>
+        <w:spacing w:after="60"/>
+      </w:pPr>
+      <w:r>
+        <w:rPr>
+          <w:rFonts w:ascii="Arial" w:cs="Arial" w:eastAsia="Arial" w:hAnsi="Arial"/>
+          <w:sz w:val="20"/>
+          <w:szCs w:val="20"/>
+        </w:rPr>
+        <w:t xml:space="preserve">Unit 3 Mastery Means You Can:</w:t>
+      </w:r>
+    </w:p>
+    <w:p>
+      <w:pPr>
+        <w:spacing w:after="60"/>
+      </w:pPr>
+      <w:r>
+        <w:rPr>
+          <w:rFonts w:ascii="Arial" w:cs="Arial" w:eastAsia="Arial" w:hAnsi="Arial"/>
+          <w:sz w:val="20"/>
+          <w:szCs w:val="20"/>
+        </w:rPr>
+        <w:t xml:space="preserve">✓ Understand: How programs make decisions</w:t>
+      </w:r>
+    </w:p>
+    <w:p>
+      <w:pPr>
+        <w:spacing w:after="60"/>
+      </w:pPr>
+      <w:r>
+        <w:rPr>
+          <w:rFonts w:ascii="Arial" w:cs="Arial" w:eastAsia="Arial" w:hAnsi="Arial"/>
+          <w:sz w:val="20"/>
+          <w:szCs w:val="20"/>
+        </w:rPr>
+        <w:t xml:space="preserve">✓ Design: Logic for real-world problems</w:t>
+      </w:r>
+    </w:p>
+    <w:p>
+      <w:pPr>
+        <w:spacing w:after="60"/>
+      </w:pPr>
+      <w:r>
+        <w:rPr>
+          <w:rFonts w:ascii="Arial" w:cs="Arial" w:eastAsia="Arial" w:hAnsi="Arial"/>
+          <w:sz w:val="20"/>
+          <w:szCs w:val="20"/>
+        </w:rPr>
+        <w:t xml:space="preserve">✓ Build: Interactive, responsive programs</w:t>
+      </w:r>
+    </w:p>
+    <w:p>
+      <w:pPr>
+        <w:spacing w:after="60"/>
+      </w:pPr>
+      <w:r>
+        <w:rPr>
+          <w:rFonts w:ascii="Arial" w:cs="Arial" w:eastAsia="Arial" w:hAnsi="Arial"/>
+          <w:sz w:val="20"/>
+          <w:szCs w:val="20"/>
+        </w:rPr>
+        <w:t xml:space="preserve">✓ Debug: Find and fix conditional errors</w:t>
+      </w:r>
+    </w:p>
+    <w:p>
+      <w:pPr>
+        <w:spacing w:after="60"/>
+      </w:pPr>
+      <w:r>
+        <w:rPr>
+          <w:rFonts w:ascii="Arial" w:cs="Arial" w:eastAsia="Arial" w:hAnsi="Arial"/>
+          <w:sz w:val="20"/>
+          <w:szCs w:val="20"/>
+        </w:rPr>
+        <w:t xml:space="preserve">✓ Explain: Conditional logic to others</w:t>
+      </w:r>
+    </w:p>
+    <w:p>
+      <w:pPr>
+        <w:spacing w:after="60"/>
+      </w:pPr>
+      <w:r>
+        <w:rPr>
+          <w:rFonts w:ascii="Arial" w:cs="Arial" w:eastAsia="Arial" w:hAnsi="Arial"/>
+          <w:sz w:val="20"/>
+          <w:szCs w:val="20"/>
+        </w:rPr>
+        <w:t xml:space="preserve">This is the heart of programming!</w:t>
+      </w:r>
+    </w:p>
+    <w:p>
+      <w:pPr>
+        <w:spacing w:after="60"/>
+      </w:pPr>
+      <w:r>
+        <w:rPr>
+          <w:rFonts w:ascii="Arial" w:cs="Arial" w:eastAsia="Arial" w:hAnsi="Arial"/>
+          <w:sz w:val="20"/>
+          <w:szCs w:val="20"/>
+        </w:rPr>
+        <w:t xml:space="preserve">Every app you use:</w:t>
+      </w:r>
+    </w:p>
+    <w:p>
+      <w:pPr>
+        <w:spacing w:after="60"/>
+        <w:ind w:left="360"/>
+      </w:pPr>
+      <w:r>
+        <w:rPr>
+          <w:rFonts w:ascii="Arial" w:cs="Arial" w:eastAsia="Arial" w:hAnsi="Arial"/>
+          <w:sz w:val="20"/>
+          <w:szCs w:val="20"/>
+        </w:rPr>
+        <w:t xml:space="preserve">• </w:t>
+      </w:r>
+      <w:r>
+        <w:rPr>
+          <w:rFonts w:ascii="Arial" w:cs="Arial" w:eastAsia="Arial" w:hAnsi="Arial"/>
+          <w:sz w:val="20"/>
+          <w:szCs w:val="20"/>
+        </w:rPr>
+        <w:t xml:space="preserve">Checks if you're logged in (if)</w:t>
+      </w:r>
+    </w:p>
+    <w:p>
+      <w:pPr>
+        <w:spacing w:after="60"/>
+        <w:ind w:left="360"/>
+      </w:pPr>
+      <w:r>
+        <w:rPr>
+          <w:rFonts w:ascii="Arial" w:cs="Arial" w:eastAsia="Arial" w:hAnsi="Arial"/>
+          <w:sz w:val="20"/>
+          <w:szCs w:val="20"/>
+        </w:rPr>
+        <w:t xml:space="preserve">• </w:t>
+      </w:r>
+      <w:r>
+        <w:rPr>
+          <w:rFonts w:ascii="Arial" w:cs="Arial" w:eastAsia="Arial" w:hAnsi="Arial"/>
+          <w:sz w:val="20"/>
+          <w:szCs w:val="20"/>
+        </w:rPr>
+        <w:t xml:space="preserve">Shows different screens based on choices (elif)</w:t>
+      </w:r>
+    </w:p>
+    <w:p>
+      <w:pPr>
+        <w:spacing w:after="60"/>
+        <w:ind w:left="360"/>
+      </w:pPr>
+      <w:r>
+        <w:rPr>
+          <w:rFonts w:ascii="Arial" w:cs="Arial" w:eastAsia="Arial" w:hAnsi="Arial"/>
+          <w:sz w:val="20"/>
+          <w:szCs w:val="20"/>
+        </w:rPr>
+        <w:t xml:space="preserve">• </w:t>
+      </w:r>
+      <w:r>
+        <w:rPr>
+          <w:rFonts w:ascii="Arial" w:cs="Arial" w:eastAsia="Arial" w:hAnsi="Arial"/>
+          <w:sz w:val="20"/>
+          <w:szCs w:val="20"/>
+        </w:rPr>
+        <w:t xml:space="preserve">Validates your password (validation)</w:t>
+      </w:r>
+    </w:p>
+    <w:p>
+      <w:pPr>
+        <w:spacing w:after="60"/>
+        <w:ind w:left="360"/>
+      </w:pPr>
+      <w:r>
+        <w:rPr>
+          <w:rFonts w:ascii="Arial" w:cs="Arial" w:eastAsia="Arial" w:hAnsi="Arial"/>
+          <w:sz w:val="20"/>
+          <w:szCs w:val="20"/>
+        </w:rPr>
+        <w:t xml:space="preserve">• </w:t>
+      </w:r>
+      <w:r>
+        <w:rPr>
+          <w:rFonts w:ascii="Arial" w:cs="Arial" w:eastAsia="Arial" w:hAnsi="Arial"/>
+          <w:sz w:val="20"/>
+          <w:szCs w:val="20"/>
+        </w:rPr>
+        <w:t xml:space="preserve">Decides what to do based on data (conditions)</w:t>
+      </w:r>
+    </w:p>
+    <w:p>
+      <w:pPr>
+        <w:spacing w:after="60"/>
+      </w:pPr>
+      <w:r>
+        <w:rPr>
+          <w:rFonts w:ascii="Arial" w:cs="Arial" w:eastAsia="Arial" w:hAnsi="Arial"/>
+          <w:sz w:val="20"/>
+          <w:szCs w:val="20"/>
+        </w:rPr>
+        <w:t xml:space="preserve">You now understand these concepts.</w:t>
+      </w:r>
+    </w:p>
+    <w:p>
+      <w:pPr>
+        <w:spacing w:after="60"/>
+      </w:pPr>
+      <w:r>
+        <w:rPr>
+          <w:rFonts w:ascii="Arial" w:cs="Arial" w:eastAsia="Arial" w:hAnsi="Arial"/>
+          <w:sz w:val="20"/>
+          <w:szCs w:val="20"/>
+        </w:rPr>
+        <w:t xml:space="preserve">Programming is hard. You're learning to think in a new way. The fact that you've made it through Unit 3 shows:</w:t>
+      </w:r>
+    </w:p>
+    <w:p>
+      <w:pPr>
+        <w:spacing w:after="60"/>
+        <w:ind w:left="360"/>
+      </w:pPr>
+      <w:r>
+        <w:rPr>
+          <w:rFonts w:ascii="Arial" w:cs="Arial" w:eastAsia="Arial" w:hAnsi="Arial"/>
+          <w:sz w:val="20"/>
+          <w:szCs w:val="20"/>
+        </w:rPr>
+        <w:t xml:space="preserve">• </w:t>
+      </w:r>
+      <w:r>
+        <w:rPr>
+          <w:rFonts w:ascii="Arial" w:cs="Arial" w:eastAsia="Arial" w:hAnsi="Arial"/>
+          <w:sz w:val="20"/>
+          <w:szCs w:val="20"/>
+        </w:rPr>
+        <w:t xml:space="preserve">Persistence: You didn't give up</w:t>
+      </w:r>
+    </w:p>
+    <w:p>
+      <w:pPr>
+        <w:spacing w:after="60"/>
+        <w:ind w:left="360"/>
+      </w:pPr>
+      <w:r>
+        <w:rPr>
+          <w:rFonts w:ascii="Arial" w:cs="Arial" w:eastAsia="Arial" w:hAnsi="Arial"/>
+          <w:sz w:val="20"/>
+          <w:szCs w:val="20"/>
+        </w:rPr>
+        <w:t xml:space="preserve">• </w:t>
+      </w:r>
+      <w:r>
+        <w:rPr>
+          <w:rFonts w:ascii="Arial" w:cs="Arial" w:eastAsia="Arial" w:hAnsi="Arial"/>
+          <w:sz w:val="20"/>
+          <w:szCs w:val="20"/>
+        </w:rPr>
+        <w:t xml:space="preserve">Growth: You learned new concepts</w:t>
+      </w:r>
+    </w:p>
+    <w:p>
+      <w:pPr>
+        <w:spacing w:after="60"/>
+        <w:ind w:left="360"/>
+      </w:pPr>
+      <w:r>
+        <w:rPr>
+          <w:rFonts w:ascii="Arial" w:cs="Arial" w:eastAsia="Arial" w:hAnsi="Arial"/>
+          <w:sz w:val="20"/>
+          <w:szCs w:val="20"/>
+        </w:rPr>
+        <w:t xml:space="preserve">• </w:t>
+      </w:r>
+      <w:r>
+        <w:rPr>
+          <w:rFonts w:ascii="Arial" w:cs="Arial" w:eastAsia="Arial" w:hAnsi="Arial"/>
+          <w:sz w:val="20"/>
+          <w:szCs w:val="20"/>
+        </w:rPr>
+        <w:t xml:space="preserve">Skill: You built real programs</w:t>
+      </w:r>
+    </w:p>
+    <w:p>
+      <w:pPr>
+        <w:spacing w:after="60"/>
+        <w:ind w:left="360"/>
+      </w:pPr>
+      <w:r>
+        <w:rPr>
+          <w:rFonts w:ascii="Arial" w:cs="Arial" w:eastAsia="Arial" w:hAnsi="Arial"/>
+          <w:sz w:val="20"/>
+          <w:szCs w:val="20"/>
+        </w:rPr>
+        <w:t xml:space="preserve">• </w:t>
+      </w:r>
+      <w:r>
+        <w:rPr>
+          <w:rFonts w:ascii="Arial" w:cs="Arial" w:eastAsia="Arial" w:hAnsi="Arial"/>
+          <w:sz w:val="20"/>
+          <w:szCs w:val="20"/>
+        </w:rPr>
+        <w:t xml:space="preserve">Logic: You understand how programs think</w:t>
+      </w:r>
+    </w:p>
+    <w:p>
+      <w:pPr>
+        <w:spacing w:after="60"/>
+      </w:pPr>
+      <w:r>
+        <w:rPr>
+          <w:rFonts w:ascii="Arial" w:cs="Arial" w:eastAsia="Arial" w:hAnsi="Arial"/>
+          <w:sz w:val="20"/>
+          <w:szCs w:val="20"/>
+        </w:rPr>
+        <w:t xml:space="preserve">You're doing great. Keep going!</w:t>
+      </w:r>
+    </w:p>
+    <w:p>
+      <w:pPr>
+        <w:spacing w:after="60"/>
+      </w:pPr>
+      <w:r>
+        <w:rPr>
+          <w:rFonts w:ascii="Arial" w:cs="Arial" w:eastAsia="Arial" w:hAnsi="Arial"/>
+          <w:sz w:val="20"/>
+          <w:szCs w:val="20"/>
+        </w:rPr>
+        <w:t xml:space="preserve">From Day 46 to Day 70, you:</w:t>
+      </w:r>
+    </w:p>
+    <w:p>
+      <w:pPr>
+        <w:spacing w:after="60"/>
+        <w:ind w:left="360"/>
+      </w:pPr>
+      <w:r>
+        <w:rPr>
+          <w:rFonts w:ascii="Arial" w:cs="Arial" w:eastAsia="Arial" w:hAnsi="Arial"/>
+          <w:sz w:val="20"/>
+          <w:szCs w:val="20"/>
+        </w:rPr>
+        <w:t xml:space="preserve">• </w:t>
+      </w:r>
+      <w:r>
+        <w:rPr>
+          <w:rFonts w:ascii="Arial" w:cs="Arial" w:eastAsia="Arial" w:hAnsi="Arial"/>
+          <w:sz w:val="20"/>
+          <w:szCs w:val="20"/>
+        </w:rPr>
+        <w:t xml:space="preserve">Learned 25 lessons on conditionals</w:t>
+      </w:r>
+    </w:p>
+    <w:p>
+      <w:pPr>
+        <w:spacing w:after="60"/>
+        <w:ind w:left="360"/>
+      </w:pPr>
+      <w:r>
+        <w:rPr>
+          <w:rFonts w:ascii="Arial" w:cs="Arial" w:eastAsia="Arial" w:hAnsi="Arial"/>
+          <w:sz w:val="20"/>
+          <w:szCs w:val="20"/>
+        </w:rPr>
+        <w:t xml:space="preserve">• </w:t>
+      </w:r>
+      <w:r>
+        <w:rPr>
+          <w:rFonts w:ascii="Arial" w:cs="Arial" w:eastAsia="Arial" w:hAnsi="Arial"/>
+          <w:sz w:val="20"/>
+          <w:szCs w:val="20"/>
+        </w:rPr>
+        <w:t xml:space="preserve">Built 5+ complete projects</w:t>
+      </w:r>
+    </w:p>
+    <w:p>
+      <w:pPr>
+        <w:spacing w:after="60"/>
+        <w:ind w:left="360"/>
+      </w:pPr>
+      <w:r>
+        <w:rPr>
+          <w:rFonts w:ascii="Arial" w:cs="Arial" w:eastAsia="Arial" w:hAnsi="Arial"/>
+          <w:sz w:val="20"/>
+          <w:szCs w:val="20"/>
+        </w:rPr>
+        <w:t xml:space="preserve">• </w:t>
+      </w:r>
+      <w:r>
+        <w:rPr>
+          <w:rFonts w:ascii="Arial" w:cs="Arial" w:eastAsia="Arial" w:hAnsi="Arial"/>
+          <w:sz w:val="20"/>
+          <w:szCs w:val="20"/>
+        </w:rPr>
+        <w:t xml:space="preserve">Mastered Boolean logic</w:t>
+      </w:r>
+    </w:p>
+    <w:p>
+      <w:pPr>
+        <w:spacing w:after="60"/>
+        <w:ind w:left="360"/>
+      </w:pPr>
+      <w:r>
+        <w:rPr>
+          <w:rFonts w:ascii="Arial" w:cs="Arial" w:eastAsia="Arial" w:hAnsi="Arial"/>
+          <w:sz w:val="20"/>
+          <w:szCs w:val="20"/>
+        </w:rPr>
+        <w:t xml:space="preserve">• </w:t>
+      </w:r>
+      <w:r>
+        <w:rPr>
+          <w:rFonts w:ascii="Arial" w:cs="Arial" w:eastAsia="Arial" w:hAnsi="Arial"/>
+          <w:sz w:val="20"/>
+          <w:szCs w:val="20"/>
+        </w:rPr>
+        <w:t xml:space="preserve">Became proficient with if/elif/else</w:t>
+      </w:r>
+    </w:p>
+    <w:p>
+      <w:pPr>
+        <w:spacing w:after="60"/>
+        <w:ind w:left="360"/>
+      </w:pPr>
+      <w:r>
+        <w:rPr>
+          <w:rFonts w:ascii="Arial" w:cs="Arial" w:eastAsia="Arial" w:hAnsi="Arial"/>
+          <w:sz w:val="20"/>
+          <w:szCs w:val="20"/>
+        </w:rPr>
+        <w:t xml:space="preserve">• </w:t>
+      </w:r>
+      <w:r>
+        <w:rPr>
+          <w:rFonts w:ascii="Arial" w:cs="Arial" w:eastAsia="Arial" w:hAnsi="Arial"/>
+          <w:sz w:val="20"/>
+          <w:szCs w:val="20"/>
+        </w:rPr>
+        <w:t xml:space="preserve">Practiced input validation</w:t>
+      </w:r>
+    </w:p>
+    <w:p>
+      <w:pPr>
+        <w:spacing w:after="60"/>
+        <w:ind w:left="360"/>
+      </w:pPr>
+      <w:r>
+        <w:rPr>
+          <w:rFonts w:ascii="Arial" w:cs="Arial" w:eastAsia="Arial" w:hAnsi="Arial"/>
+          <w:sz w:val="20"/>
+          <w:szCs w:val="20"/>
+        </w:rPr>
+        <w:t xml:space="preserve">• </w:t>
+      </w:r>
+      <w:r>
+        <w:rPr>
+          <w:rFonts w:ascii="Arial" w:cs="Arial" w:eastAsia="Arial" w:hAnsi="Arial"/>
+          <w:sz w:val="20"/>
+          <w:szCs w:val="20"/>
+        </w:rPr>
+        <w:t xml:space="preserve">Reviewed and assessed your learning</w:t>
+      </w:r>
+    </w:p>
+    <w:p>
+      <w:pPr>
+        <w:spacing w:after="60"/>
+      </w:pPr>
+      <w:r>
+        <w:rPr>
+          <w:rFonts w:ascii="Arial" w:cs="Arial" w:eastAsia="Arial" w:hAnsi="Arial"/>
+          <w:sz w:val="20"/>
+          <w:szCs w:val="20"/>
+        </w:rPr>
+        <w:t xml:space="preserve">You're ready for Unit 4: Loops.</w:t>
+      </w:r>
+    </w:p>
+    <w:p>
+      <w:pPr>
+        <w:spacing w:after="60"/>
+      </w:pPr>
+      <w:r>
+        <w:rPr>
+          <w:rFonts w:ascii="Arial" w:cs="Arial" w:eastAsia="Arial" w:hAnsi="Arial"/>
+          <w:sz w:val="20"/>
+          <w:szCs w:val="20"/>
+        </w:rPr>
+        <w:t xml:space="preserve">*Thank you for your hard work this unit. You've earned it. Keep this momentum going!*</w:t>
+      </w:r>
+    </w:p>
+    <w:p>
+      <w:pPr>
+        <w:spacing w:after="60"/>
+        <w:ind w:left="360"/>
+      </w:pPr>
+      <w:r>
+        <w:rPr>
+          <w:rFonts w:ascii="Arial" w:cs="Arial" w:eastAsia="Arial" w:hAnsi="Arial"/>
+          <w:sz w:val="20"/>
+          <w:szCs w:val="20"/>
+        </w:rPr>
+        <w:t xml:space="preserve">• </w:t>
+      </w:r>
+      <w:r>
+        <w:rPr>
+          <w:rFonts w:ascii="Arial" w:cs="Arial" w:eastAsia="Arial" w:hAnsi="Arial"/>
+          <w:sz w:val="20"/>
+          <w:szCs w:val="20"/>
+        </w:rPr>
+        <w:t xml:space="preserve">Python Docs: python.org/3/tutorial/</w:t>
+      </w:r>
+    </w:p>
+    <w:p>
+      <w:pPr>
+        <w:spacing w:after="60"/>
+        <w:ind w:left="360"/>
+      </w:pPr>
+      <w:r>
+        <w:rPr>
+          <w:rFonts w:ascii="Arial" w:cs="Arial" w:eastAsia="Arial" w:hAnsi="Arial"/>
+          <w:sz w:val="20"/>
+          <w:szCs w:val="20"/>
+        </w:rPr>
+        <w:t xml:space="preserve">• </w:t>
+      </w:r>
+      <w:r>
+        <w:rPr>
+          <w:rFonts w:ascii="Arial" w:cs="Arial" w:eastAsia="Arial" w:hAnsi="Arial"/>
+          <w:sz w:val="20"/>
+          <w:szCs w:val="20"/>
+        </w:rPr>
+        <w:t xml:space="preserve">Practice: CodingBat.com, HackerRank.com</w:t>
+      </w:r>
+    </w:p>
+    <w:p>
+      <w:pPr>
+        <w:spacing w:after="60"/>
+        <w:ind w:left="360"/>
+      </w:pPr>
+      <w:r>
+        <w:rPr>
+          <w:rFonts w:ascii="Arial" w:cs="Arial" w:eastAsia="Arial" w:hAnsi="Arial"/>
+          <w:sz w:val="20"/>
+          <w:szCs w:val="20"/>
+        </w:rPr>
+        <w:t xml:space="preserve">• </w:t>
+      </w:r>
+      <w:r>
+        <w:rPr>
+          <w:rFonts w:ascii="Arial" w:cs="Arial" w:eastAsia="Arial" w:hAnsi="Arial"/>
+          <w:sz w:val="20"/>
+          <w:szCs w:val="20"/>
+        </w:rPr>
+        <w:t xml:space="preserve">Review: Previous daily notes (all 25!)</w:t>
+      </w:r>
+    </w:p>
+    <w:p>
+      <w:pPr>
+        <w:spacing w:after="60"/>
+        <w:ind w:left="360"/>
+      </w:pPr>
+      <w:r>
+        <w:rPr>
+          <w:rFonts w:ascii="Arial" w:cs="Arial" w:eastAsia="Arial" w:hAnsi="Arial"/>
+          <w:sz w:val="20"/>
+          <w:szCs w:val="20"/>
+        </w:rPr>
+        <w:t xml:space="preserve">• </w:t>
+      </w:r>
+      <w:r>
+        <w:rPr>
+          <w:rFonts w:ascii="Arial" w:cs="Arial" w:eastAsia="Arial" w:hAnsi="Arial"/>
+          <w:sz w:val="20"/>
+          <w:szCs w:val="20"/>
+        </w:rPr>
+        <w:t xml:space="preserve">Help: Office hours, tutoring, peer study groups</w:t>
+      </w:r>
+    </w:p>
+    <w:p>
+      <w:pPr>
+        <w:spacing w:after="60"/>
+      </w:pPr>
+      <w:r>
+        <w:rPr>
+          <w:rFonts w:ascii="Arial" w:cs="Arial" w:eastAsia="Arial" w:hAnsi="Arial"/>
+          <w:sz w:val="20"/>
+          <w:szCs w:val="20"/>
+        </w:rPr>
+        <w:t xml:space="preserve">Before moving to Unit 4:</w:t>
+      </w:r>
+    </w:p>
+    <w:p>
+      <w:pPr>
+        <w:spacing w:after="60"/>
+        <w:ind w:left="360"/>
+      </w:pPr>
+      <w:r>
+        <w:rPr>
+          <w:rFonts w:ascii="Arial" w:cs="Arial" w:eastAsia="Arial" w:hAnsi="Arial"/>
+          <w:sz w:val="20"/>
+          <w:szCs w:val="20"/>
+        </w:rPr>
+        <w:t xml:space="preserve">• </w:t>
+      </w:r>
+      <w:r>
+        <w:rPr>
+          <w:rFonts w:ascii="Arial" w:cs="Arial" w:eastAsia="Arial" w:hAnsi="Arial"/>
+          <w:sz w:val="20"/>
+          <w:szCs w:val="20"/>
+        </w:rPr>
+        <w:t xml:space="preserve">[ ] Completed all 25 days of lessons</w:t>
+      </w:r>
+    </w:p>
+    <w:p>
+      <w:pPr>
+        <w:spacing w:after="60"/>
+        <w:ind w:left="360"/>
+      </w:pPr>
+      <w:r>
+        <w:rPr>
+          <w:rFonts w:ascii="Arial" w:cs="Arial" w:eastAsia="Arial" w:hAnsi="Arial"/>
+          <w:sz w:val="20"/>
+          <w:szCs w:val="20"/>
+        </w:rPr>
+        <w:t xml:space="preserve">• </w:t>
+      </w:r>
+      <w:r>
+        <w:rPr>
+          <w:rFonts w:ascii="Arial" w:cs="Arial" w:eastAsia="Arial" w:hAnsi="Arial"/>
+          <w:sz w:val="20"/>
+          <w:szCs w:val="20"/>
+        </w:rPr>
+        <w:t xml:space="preserve">[ ] Reviewed areas of difficulty</w:t>
+      </w:r>
+    </w:p>
+    <w:p>
+      <w:pPr>
+        <w:spacing w:after="60"/>
+        <w:ind w:left="360"/>
+      </w:pPr>
+      <w:r>
+        <w:rPr>
+          <w:rFonts w:ascii="Arial" w:cs="Arial" w:eastAsia="Arial" w:hAnsi="Arial"/>
+          <w:sz w:val="20"/>
+          <w:szCs w:val="20"/>
+        </w:rPr>
+        <w:t xml:space="preserve">• </w:t>
+      </w:r>
+      <w:r>
+        <w:rPr>
+          <w:rFonts w:ascii="Arial" w:cs="Arial" w:eastAsia="Arial" w:hAnsi="Arial"/>
+          <w:sz w:val="20"/>
+          <w:szCs w:val="20"/>
+        </w:rPr>
+        <w:t xml:space="preserve">[ ] Completed assessment</w:t>
+      </w:r>
+    </w:p>
+    <w:p>
+      <w:pPr>
+        <w:spacing w:after="60"/>
+        <w:ind w:left="360"/>
+      </w:pPr>
+      <w:r>
+        <w:rPr>
+          <w:rFonts w:ascii="Arial" w:cs="Arial" w:eastAsia="Arial" w:hAnsi="Arial"/>
+          <w:sz w:val="20"/>
+          <w:szCs w:val="20"/>
+        </w:rPr>
+        <w:t xml:space="preserve">• </w:t>
+      </w:r>
+      <w:r>
+        <w:rPr>
+          <w:rFonts w:ascii="Arial" w:cs="Arial" w:eastAsia="Arial" w:hAnsi="Arial"/>
+          <w:sz w:val="20"/>
+          <w:szCs w:val="20"/>
+        </w:rPr>
+        <w:t xml:space="preserve">[ ] Reflected on learning</w:t>
+      </w:r>
+    </w:p>
+    <w:p>
+      <w:pPr>
+        <w:spacing w:after="60"/>
+        <w:ind w:left="360"/>
+      </w:pPr>
+      <w:r>
+        <w:rPr>
+          <w:rFonts w:ascii="Arial" w:cs="Arial" w:eastAsia="Arial" w:hAnsi="Arial"/>
+          <w:sz w:val="20"/>
+          <w:szCs w:val="20"/>
+        </w:rPr>
+        <w:t xml:space="preserve">• </w:t>
+      </w:r>
+      <w:r>
+        <w:rPr>
+          <w:rFonts w:ascii="Arial" w:cs="Arial" w:eastAsia="Arial" w:hAnsi="Arial"/>
+          <w:sz w:val="20"/>
+          <w:szCs w:val="20"/>
+        </w:rPr>
+        <w:t xml:space="preserve">[ ] Asked questions about unclear concepts</w:t>
+      </w:r>
+    </w:p>
+    <w:p>
+      <w:pPr>
+        <w:spacing w:after="60"/>
+        <w:ind w:left="360"/>
+      </w:pPr>
+      <w:r>
+        <w:rPr>
+          <w:rFonts w:ascii="Arial" w:cs="Arial" w:eastAsia="Arial" w:hAnsi="Arial"/>
+          <w:sz w:val="20"/>
+          <w:szCs w:val="20"/>
+        </w:rPr>
+        <w:t xml:space="preserve">• </w:t>
+      </w:r>
+      <w:r>
+        <w:rPr>
+          <w:rFonts w:ascii="Arial" w:cs="Arial" w:eastAsia="Arial" w:hAnsi="Arial"/>
+          <w:sz w:val="20"/>
+          <w:szCs w:val="20"/>
+        </w:rPr>
+        <w:t xml:space="preserve">[ ] Celebrated your progress</w:t>
+      </w:r>
+    </w:p>
+    <w:p>
+      <w:pPr>
+        <w:spacing w:after="60"/>
+      </w:pPr>
+      <w:r>
+        <w:rPr>
+          <w:rFonts w:ascii="Arial" w:cs="Arial" w:eastAsia="Arial" w:hAnsi="Arial"/>
+          <w:sz w:val="20"/>
+          <w:szCs w:val="20"/>
+        </w:rPr>
+        <w:t xml:space="preserve">You're ready!</w:t>
+      </w:r>
+    </w:p>
+    <w:p>
+      <w:pPr>
+        <w:spacing w:after="60"/>
+      </w:pPr>
+      <w:r>
+        <w:rPr>
+          <w:rFonts w:ascii="Arial" w:cs="Arial" w:eastAsia="Arial" w:hAnsi="Arial"/>
+          <w:sz w:val="20"/>
+          <w:szCs w:val="20"/>
+        </w:rPr>
+        <w:t xml:space="preserve">*Unit 3 Complete — You understand conditionals!*</w:t>
+      </w:r>
+    </w:p>
+    <w:p>
+      <w:pPr>
+        <w:spacing w:after="160"/>
       </w:pPr>
     </w:p>
     <w:p>
